--- a/PECH_INVESTOR_VERSION.docx
+++ b/PECH_INVESTOR_VERSION.docx
@@ -10,7 +10,7 @@
         <w:t xml:space="preserve">PECH Capital Deployment Plan - Investor Version</w:t>
       </w:r>
     </w:p>
-    <w:bookmarkStart w:id="103" w:name="Xa55fa68ae32dba401deef5ca8fe3239361f8a91"/>
+    <w:bookmarkStart w:id="139" w:name="Xa55fa68ae32dba401deef5ca8fe3239361f8a91"/>
     <w:p>
       <w:pPr>
         <w:pStyle w:val="Heading1"/>
@@ -1591,7 +1591,7 @@
     </w:p>
     <w:bookmarkEnd w:id="28"/>
     <w:bookmarkEnd w:id="29"/>
-    <w:bookmarkStart w:id="30" w:name="pech-ecosystem-overview"/>
+    <w:bookmarkStart w:id="33" w:name="pech-ecosystem-overview"/>
     <w:p>
       <w:pPr>
         <w:pStyle w:val="Heading2"/>
@@ -1602,7 +1602,62 @@
     </w:p>
     <w:p>
       <w:pPr>
-        <w:pStyle w:val="FirstParagraph"/>
+        <w:pStyle w:val="CaptionedFigure"/>
+      </w:pPr>
+      <w:r>
+        <w:drawing>
+          <wp:inline>
+            <wp:extent cx="5334000" cy="3559351"/>
+            <wp:effectExtent b="0" l="0" r="0" t="0"/>
+            <wp:docPr descr="PECH Commerce OS Architecture" title="" id="31" name="Picture"/>
+            <a:graphic>
+              <a:graphicData uri="http://schemas.openxmlformats.org/drawingml/2006/picture">
+                <pic:pic>
+                  <pic:nvPicPr>
+                    <pic:cNvPr descr="proposal_images/commerce_os_architecture.png" id="32" name="Picture"/>
+                    <pic:cNvPicPr>
+                      <a:picLocks noChangeArrowheads="1" noChangeAspect="1"/>
+                    </pic:cNvPicPr>
+                  </pic:nvPicPr>
+                  <pic:blipFill>
+                    <a:blip r:embed="rId30"/>
+                    <a:stretch>
+                      <a:fillRect/>
+                    </a:stretch>
+                  </pic:blipFill>
+                  <pic:spPr bwMode="auto">
+                    <a:xfrm>
+                      <a:off x="0" y="0"/>
+                      <a:ext cx="5334000" cy="3559351"/>
+                    </a:xfrm>
+                    <a:prstGeom prst="rect">
+                      <a:avLst/>
+                    </a:prstGeom>
+                    <a:noFill/>
+                    <a:ln w="9525">
+                      <a:noFill/>
+                      <a:headEnd/>
+                      <a:tailEnd/>
+                    </a:ln>
+                  </pic:spPr>
+                </pic:pic>
+              </a:graphicData>
+            </a:graphic>
+          </wp:inline>
+        </w:drawing>
+      </w:r>
+    </w:p>
+    <w:p>
+      <w:pPr>
+        <w:pStyle w:val="ImageCaption"/>
+      </w:pPr>
+      <w:r>
+        <w:t xml:space="preserve">PECH Commerce OS Architecture</w:t>
+      </w:r>
+    </w:p>
+    <w:p>
+      <w:pPr>
+        <w:pStyle w:val="BodyText"/>
       </w:pPr>
       <w:r>
         <w:t xml:space="preserve">PECH is modeled after</w:t>
@@ -1986,8 +2041,8 @@
         </w:pict>
       </w:r>
     </w:p>
-    <w:bookmarkEnd w:id="30"/>
-    <w:bookmarkStart w:id="31" w:name="ecosystem-architecture-diagram"/>
+    <w:bookmarkEnd w:id="33"/>
+    <w:bookmarkStart w:id="34" w:name="ecosystem-architecture-diagram"/>
     <w:p>
       <w:pPr>
         <w:pStyle w:val="Heading2"/>
@@ -2437,8 +2492,8 @@
         </w:pict>
       </w:r>
     </w:p>
-    <w:bookmarkEnd w:id="31"/>
-    <w:bookmarkStart w:id="42" w:name="platform-breakdown-build-strategy"/>
+    <w:bookmarkEnd w:id="34"/>
+    <w:bookmarkStart w:id="45" w:name="platform-breakdown-build-strategy"/>
     <w:p>
       <w:pPr>
         <w:pStyle w:val="Heading2"/>
@@ -2447,7 +2502,7 @@
         <w:t xml:space="preserve">5. Platform Breakdown &amp; Build Strategy</w:t>
       </w:r>
     </w:p>
-    <w:bookmarkStart w:id="32" w:name="embedded-erp-platform"/>
+    <w:bookmarkStart w:id="35" w:name="embedded-erp-platform"/>
     <w:p>
       <w:pPr>
         <w:pStyle w:val="Heading3"/>
@@ -2677,8 +2732,8 @@
         </w:tc>
       </w:tr>
     </w:tbl>
-    <w:bookmarkEnd w:id="32"/>
-    <w:bookmarkStart w:id="33" w:name="yiwugou-style-marketplace"/>
+    <w:bookmarkEnd w:id="35"/>
+    <w:bookmarkStart w:id="36" w:name="yiwugou-style-marketplace"/>
     <w:p>
       <w:pPr>
         <w:pStyle w:val="Heading3"/>
@@ -2908,8 +2963,8 @@
         </w:tc>
       </w:tr>
     </w:tbl>
-    <w:bookmarkEnd w:id="33"/>
-    <w:bookmarkStart w:id="34" w:name="spoke-and-hub-logistics-platform"/>
+    <w:bookmarkEnd w:id="36"/>
+    <w:bookmarkStart w:id="37" w:name="spoke-and-hub-logistics-platform"/>
     <w:p>
       <w:pPr>
         <w:pStyle w:val="Heading3"/>
@@ -3139,8 +3194,8 @@
         </w:tc>
       </w:tr>
     </w:tbl>
-    <w:bookmarkEnd w:id="34"/>
-    <w:bookmarkStart w:id="35" w:name="iot-smart-systems-platform"/>
+    <w:bookmarkEnd w:id="37"/>
+    <w:bookmarkStart w:id="38" w:name="iot-smart-systems-platform"/>
     <w:p>
       <w:pPr>
         <w:pStyle w:val="Heading3"/>
@@ -3370,8 +3425,8 @@
         </w:tc>
       </w:tr>
     </w:tbl>
-    <w:bookmarkEnd w:id="35"/>
-    <w:bookmarkStart w:id="36" w:name="payments-infrastructure"/>
+    <w:bookmarkEnd w:id="38"/>
+    <w:bookmarkStart w:id="39" w:name="payments-infrastructure"/>
     <w:p>
       <w:pPr>
         <w:pStyle w:val="Heading3"/>
@@ -3571,8 +3626,8 @@
         </w:tc>
       </w:tr>
     </w:tbl>
-    <w:bookmarkEnd w:id="36"/>
-    <w:bookmarkStart w:id="37" w:name="smart-water-controllers"/>
+    <w:bookmarkEnd w:id="39"/>
+    <w:bookmarkStart w:id="40" w:name="smart-water-controllers"/>
     <w:p>
       <w:pPr>
         <w:pStyle w:val="Heading3"/>
@@ -3892,8 +3947,8 @@
         </w:tc>
       </w:tr>
     </w:tbl>
-    <w:bookmarkEnd w:id="37"/>
-    <w:bookmarkStart w:id="38" w:name="smart-home-electrical-products"/>
+    <w:bookmarkEnd w:id="40"/>
+    <w:bookmarkStart w:id="41" w:name="smart-home-electrical-products"/>
     <w:p>
       <w:pPr>
         <w:pStyle w:val="Heading3"/>
@@ -4139,8 +4194,8 @@
         </w:tc>
       </w:tr>
     </w:tbl>
-    <w:bookmarkEnd w:id="38"/>
-    <w:bookmarkStart w:id="39" w:name="learning-tablets-edtech-platform"/>
+    <w:bookmarkEnd w:id="41"/>
+    <w:bookmarkStart w:id="42" w:name="learning-tablets-edtech-platform"/>
     <w:p>
       <w:pPr>
         <w:pStyle w:val="Heading3"/>
@@ -4416,8 +4471,8 @@
         </w:tc>
       </w:tr>
     </w:tbl>
-    <w:bookmarkEnd w:id="39"/>
-    <w:bookmarkStart w:id="40" w:name="energy-storage-systems"/>
+    <w:bookmarkEnd w:id="42"/>
+    <w:bookmarkStart w:id="43" w:name="energy-storage-systems"/>
     <w:p>
       <w:pPr>
         <w:pStyle w:val="Heading3"/>
@@ -4617,8 +4672,8 @@
         </w:tc>
       </w:tr>
     </w:tbl>
-    <w:bookmarkEnd w:id="40"/>
-    <w:bookmarkStart w:id="41" w:name="advertising-led-displays-phase-2"/>
+    <w:bookmarkEnd w:id="43"/>
+    <w:bookmarkStart w:id="44" w:name="advertising-led-displays-phase-2"/>
     <w:p>
       <w:pPr>
         <w:pStyle w:val="Heading3"/>
@@ -4825,9 +4880,9 @@
         </w:pict>
       </w:r>
     </w:p>
-    <w:bookmarkEnd w:id="41"/>
-    <w:bookmarkEnd w:id="42"/>
-    <w:bookmarkStart w:id="48" w:name="phased-execution-roadmap-18-months"/>
+    <w:bookmarkEnd w:id="44"/>
+    <w:bookmarkEnd w:id="45"/>
+    <w:bookmarkStart w:id="54" w:name="phased-execution-roadmap-18-months"/>
     <w:p>
       <w:pPr>
         <w:pStyle w:val="Heading2"/>
@@ -4836,7 +4891,62 @@
         <w:t xml:space="preserve">6. Phased Execution Roadmap (18 Months)</w:t>
       </w:r>
     </w:p>
-    <w:bookmarkStart w:id="43" w:name="X98da46b5958f3989573f2e7b59977b787380bc0"/>
+    <w:p>
+      <w:pPr>
+        <w:pStyle w:val="CaptionedFigure"/>
+      </w:pPr>
+      <w:r>
+        <w:drawing>
+          <wp:inline>
+            <wp:extent cx="5334000" cy="2405578"/>
+            <wp:effectExtent b="0" l="0" r="0" t="0"/>
+            <wp:docPr descr="18-Month Phased Roadmap" title="" id="47" name="Picture"/>
+            <a:graphic>
+              <a:graphicData uri="http://schemas.openxmlformats.org/drawingml/2006/picture">
+                <pic:pic>
+                  <pic:nvPicPr>
+                    <pic:cNvPr descr="proposal_images/phase_roadmap.png" id="48" name="Picture"/>
+                    <pic:cNvPicPr>
+                      <a:picLocks noChangeArrowheads="1" noChangeAspect="1"/>
+                    </pic:cNvPicPr>
+                  </pic:nvPicPr>
+                  <pic:blipFill>
+                    <a:blip r:embed="rId46"/>
+                    <a:stretch>
+                      <a:fillRect/>
+                    </a:stretch>
+                  </pic:blipFill>
+                  <pic:spPr bwMode="auto">
+                    <a:xfrm>
+                      <a:off x="0" y="0"/>
+                      <a:ext cx="5334000" cy="2405578"/>
+                    </a:xfrm>
+                    <a:prstGeom prst="rect">
+                      <a:avLst/>
+                    </a:prstGeom>
+                    <a:noFill/>
+                    <a:ln w="9525">
+                      <a:noFill/>
+                      <a:headEnd/>
+                      <a:tailEnd/>
+                    </a:ln>
+                  </pic:spPr>
+                </pic:pic>
+              </a:graphicData>
+            </a:graphic>
+          </wp:inline>
+        </w:drawing>
+      </w:r>
+    </w:p>
+    <w:p>
+      <w:pPr>
+        <w:pStyle w:val="ImageCaption"/>
+      </w:pPr>
+      <w:r>
+        <w:t xml:space="preserve">18-Month Phased Roadmap</w:t>
+      </w:r>
+    </w:p>
+    <w:bookmarkStart w:id="49" w:name="X98da46b5958f3989573f2e7b59977b787380bc0"/>
     <w:p>
       <w:pPr>
         <w:pStyle w:val="Heading3"/>
@@ -5098,8 +5208,8 @@
         <w:t xml:space="preserve">₦55,000,000</w:t>
       </w:r>
     </w:p>
-    <w:bookmarkEnd w:id="43"/>
-    <w:bookmarkStart w:id="44" w:name="Xf0a0365064176e60d3934105d22f5dcc47f24a1"/>
+    <w:bookmarkEnd w:id="49"/>
+    <w:bookmarkStart w:id="50" w:name="Xf0a0365064176e60d3934105d22f5dcc47f24a1"/>
     <w:p>
       <w:pPr>
         <w:pStyle w:val="Heading3"/>
@@ -5361,8 +5471,8 @@
         <w:t xml:space="preserve">₦52,000,000</w:t>
       </w:r>
     </w:p>
-    <w:bookmarkEnd w:id="44"/>
-    <w:bookmarkStart w:id="45" w:name="Xe2e283be84accef1faa09254b2d17d9007b94b8"/>
+    <w:bookmarkEnd w:id="50"/>
+    <w:bookmarkStart w:id="51" w:name="Xe2e283be84accef1faa09254b2d17d9007b94b8"/>
     <w:p>
       <w:pPr>
         <w:pStyle w:val="Heading3"/>
@@ -5624,8 +5734,8 @@
         <w:t xml:space="preserve">₦55,000,000</w:t>
       </w:r>
     </w:p>
-    <w:bookmarkEnd w:id="45"/>
-    <w:bookmarkStart w:id="46" w:name="X5adc448996930fe6665b207924169b29823a6d9"/>
+    <w:bookmarkEnd w:id="51"/>
+    <w:bookmarkStart w:id="52" w:name="X5adc448996930fe6665b207924169b29823a6d9"/>
     <w:p>
       <w:pPr>
         <w:pStyle w:val="Heading3"/>
@@ -5887,8 +5997,8 @@
         <w:t xml:space="preserve">₦45,000,000</w:t>
       </w:r>
     </w:p>
-    <w:bookmarkEnd w:id="46"/>
-    <w:bookmarkStart w:id="47" w:name="Xe43cf15c746540d225017a9bf31207112aaccdb"/>
+    <w:bookmarkEnd w:id="52"/>
+    <w:bookmarkStart w:id="53" w:name="Xe43cf15c746540d225017a9bf31207112aaccdb"/>
     <w:p>
       <w:pPr>
         <w:pStyle w:val="Heading3"/>
@@ -6209,9 +6319,9 @@
         </w:pict>
       </w:r>
     </w:p>
-    <w:bookmarkEnd w:id="47"/>
-    <w:bookmarkEnd w:id="48"/>
-    <w:bookmarkStart w:id="52" w:name="capital-deployment-plan"/>
+    <w:bookmarkEnd w:id="53"/>
+    <w:bookmarkEnd w:id="54"/>
+    <w:bookmarkStart w:id="61" w:name="capital-deployment-plan"/>
     <w:p>
       <w:pPr>
         <w:pStyle w:val="Heading2"/>
@@ -6220,7 +6330,7 @@
         <w:t xml:space="preserve">7. Capital Deployment Plan</w:t>
       </w:r>
     </w:p>
-    <w:bookmarkStart w:id="49" w:name="X5712712cc1562a25afa7af1bb9c26052665f0c8"/>
+    <w:bookmarkStart w:id="55" w:name="X5712712cc1562a25afa7af1bb9c26052665f0c8"/>
     <w:p>
       <w:pPr>
         <w:pStyle w:val="Heading3"/>
@@ -6705,8 +6815,8 @@
         <w:t xml:space="preserve">- Own PSSP/PTSP licenses pursued when investor injects additional capital</w:t>
       </w:r>
     </w:p>
-    <w:bookmarkEnd w:id="49"/>
-    <w:bookmarkStart w:id="50" w:name="monthly-cash-flow-projection"/>
+    <w:bookmarkEnd w:id="55"/>
+    <w:bookmarkStart w:id="59" w:name="monthly-cash-flow-projection"/>
     <w:p>
       <w:pPr>
         <w:pStyle w:val="Heading3"/>
@@ -7185,8 +7295,63 @@
         <w:t xml:space="preserve">Month 14–16 (operational break-even)</w:t>
       </w:r>
     </w:p>
-    <w:bookmarkEnd w:id="50"/>
-    <w:bookmarkStart w:id="51" w:name="budget-allocation-visual"/>
+    <w:p>
+      <w:pPr>
+        <w:pStyle w:val="CaptionedFigure"/>
+      </w:pPr>
+      <w:r>
+        <w:drawing>
+          <wp:inline>
+            <wp:extent cx="5334000" cy="2643666"/>
+            <wp:effectExtent b="0" l="0" r="0" t="0"/>
+            <wp:docPr descr="Budget Allocation" title="" id="57" name="Picture"/>
+            <a:graphic>
+              <a:graphicData uri="http://schemas.openxmlformats.org/drawingml/2006/picture">
+                <pic:pic>
+                  <pic:nvPicPr>
+                    <pic:cNvPr descr="proposal_images/budget_allocation.png" id="58" name="Picture"/>
+                    <pic:cNvPicPr>
+                      <a:picLocks noChangeArrowheads="1" noChangeAspect="1"/>
+                    </pic:cNvPicPr>
+                  </pic:nvPicPr>
+                  <pic:blipFill>
+                    <a:blip r:embed="rId56"/>
+                    <a:stretch>
+                      <a:fillRect/>
+                    </a:stretch>
+                  </pic:blipFill>
+                  <pic:spPr bwMode="auto">
+                    <a:xfrm>
+                      <a:off x="0" y="0"/>
+                      <a:ext cx="5334000" cy="2643666"/>
+                    </a:xfrm>
+                    <a:prstGeom prst="rect">
+                      <a:avLst/>
+                    </a:prstGeom>
+                    <a:noFill/>
+                    <a:ln w="9525">
+                      <a:noFill/>
+                      <a:headEnd/>
+                      <a:tailEnd/>
+                    </a:ln>
+                  </pic:spPr>
+                </pic:pic>
+              </a:graphicData>
+            </a:graphic>
+          </wp:inline>
+        </w:drawing>
+      </w:r>
+    </w:p>
+    <w:p>
+      <w:pPr>
+        <w:pStyle w:val="ImageCaption"/>
+      </w:pPr>
+      <w:r>
+        <w:t xml:space="preserve">Budget Allocation</w:t>
+      </w:r>
+    </w:p>
+    <w:bookmarkEnd w:id="59"/>
+    <w:bookmarkStart w:id="60" w:name="budget-allocation-visual"/>
     <w:p>
       <w:pPr>
         <w:pStyle w:val="Heading3"/>
@@ -7288,9 +7453,9 @@
         </w:pict>
       </w:r>
     </w:p>
-    <w:bookmarkEnd w:id="51"/>
-    <w:bookmarkEnd w:id="52"/>
-    <w:bookmarkStart w:id="60" w:name="human-capital-hiring-plan"/>
+    <w:bookmarkEnd w:id="60"/>
+    <w:bookmarkEnd w:id="61"/>
+    <w:bookmarkStart w:id="72" w:name="human-capital-hiring-plan"/>
     <w:p>
       <w:pPr>
         <w:pStyle w:val="Heading2"/>
@@ -7299,7 +7464,62 @@
         <w:t xml:space="preserve">8. Human Capital &amp; Hiring Plan</w:t>
       </w:r>
     </w:p>
-    <w:bookmarkStart w:id="58" w:name="phase-by-phase-hiring"/>
+    <w:p>
+      <w:pPr>
+        <w:pStyle w:val="CaptionedFigure"/>
+      </w:pPr>
+      <w:r>
+        <w:drawing>
+          <wp:inline>
+            <wp:extent cx="5334000" cy="2642626"/>
+            <wp:effectExtent b="0" l="0" r="0" t="0"/>
+            <wp:docPr descr="Team Growth &amp; Payroll" title="" id="63" name="Picture"/>
+            <a:graphic>
+              <a:graphicData uri="http://schemas.openxmlformats.org/drawingml/2006/picture">
+                <pic:pic>
+                  <pic:nvPicPr>
+                    <pic:cNvPr descr="proposal_images/team_growth.png" id="64" name="Picture"/>
+                    <pic:cNvPicPr>
+                      <a:picLocks noChangeArrowheads="1" noChangeAspect="1"/>
+                    </pic:cNvPicPr>
+                  </pic:nvPicPr>
+                  <pic:blipFill>
+                    <a:blip r:embed="rId62"/>
+                    <a:stretch>
+                      <a:fillRect/>
+                    </a:stretch>
+                  </pic:blipFill>
+                  <pic:spPr bwMode="auto">
+                    <a:xfrm>
+                      <a:off x="0" y="0"/>
+                      <a:ext cx="5334000" cy="2642626"/>
+                    </a:xfrm>
+                    <a:prstGeom prst="rect">
+                      <a:avLst/>
+                    </a:prstGeom>
+                    <a:noFill/>
+                    <a:ln w="9525">
+                      <a:noFill/>
+                      <a:headEnd/>
+                      <a:tailEnd/>
+                    </a:ln>
+                  </pic:spPr>
+                </pic:pic>
+              </a:graphicData>
+            </a:graphic>
+          </wp:inline>
+        </w:drawing>
+      </w:r>
+    </w:p>
+    <w:p>
+      <w:pPr>
+        <w:pStyle w:val="ImageCaption"/>
+      </w:pPr>
+      <w:r>
+        <w:t xml:space="preserve">Team Growth &amp; Payroll</w:t>
+      </w:r>
+    </w:p>
+    <w:bookmarkStart w:id="70" w:name="phase-by-phase-hiring"/>
     <w:p>
       <w:pPr>
         <w:pStyle w:val="Heading3"/>
@@ -7308,7 +7528,7 @@
         <w:t xml:space="preserve">8.1 Phase-by-Phase Hiring</w:t>
       </w:r>
     </w:p>
-    <w:bookmarkStart w:id="53" w:name="X357b7cd61abf71aac01f8995ac8f151a6f03a25"/>
+    <w:bookmarkStart w:id="65" w:name="X357b7cd61abf71aac01f8995ac8f151a6f03a25"/>
     <w:p>
       <w:pPr>
         <w:pStyle w:val="Heading4"/>
@@ -7787,8 +8007,8 @@
         <w:t xml:space="preserve">Compliance handled by legal retainer (₦100K/mo). UI/UX contracted per-project basis.</w:t>
       </w:r>
     </w:p>
-    <w:bookmarkEnd w:id="53"/>
-    <w:bookmarkStart w:id="54" w:name="phase-2-months-46-mvp-pilot-9-people"/>
+    <w:bookmarkEnd w:id="65"/>
+    <w:bookmarkStart w:id="66" w:name="phase-2-months-46-mvp-pilot-9-people"/>
     <w:p>
       <w:pPr>
         <w:pStyle w:val="Heading4"/>
@@ -8060,8 +8280,8 @@
         <w:t xml:space="preserve">₦9,180,000</w:t>
       </w:r>
     </w:p>
-    <w:bookmarkEnd w:id="54"/>
-    <w:bookmarkStart w:id="55" w:name="phase-3-months-79-market-entry-13-people"/>
+    <w:bookmarkEnd w:id="66"/>
+    <w:bookmarkStart w:id="67" w:name="phase-3-months-79-market-entry-13-people"/>
     <w:p>
       <w:pPr>
         <w:pStyle w:val="Heading4"/>
@@ -8333,8 +8553,8 @@
         <w:t xml:space="preserve">₦12,930,000</w:t>
       </w:r>
     </w:p>
-    <w:bookmarkEnd w:id="55"/>
-    <w:bookmarkStart w:id="56" w:name="Xe241a8f8399d2f0130b74af1fdbf5c89cb1addf"/>
+    <w:bookmarkEnd w:id="67"/>
+    <w:bookmarkStart w:id="68" w:name="Xe241a8f8399d2f0130b74af1fdbf5c89cb1addf"/>
     <w:p>
       <w:pPr>
         <w:pStyle w:val="Heading4"/>
@@ -8606,8 +8826,8 @@
         <w:t xml:space="preserve">₦15,960,000</w:t>
       </w:r>
     </w:p>
-    <w:bookmarkEnd w:id="56"/>
-    <w:bookmarkStart w:id="57" w:name="X2f5b18de78adcad7ed1f5ae9ccdf477fae6b591"/>
+    <w:bookmarkEnd w:id="68"/>
+    <w:bookmarkStart w:id="69" w:name="X2f5b18de78adcad7ed1f5ae9ccdf477fae6b591"/>
     <w:p>
       <w:pPr>
         <w:pStyle w:val="Heading4"/>
@@ -8933,9 +9153,9 @@
         <w:t xml:space="preserve">₦40,140,000</w:t>
       </w:r>
     </w:p>
-    <w:bookmarkEnd w:id="57"/>
-    <w:bookmarkEnd w:id="58"/>
-    <w:bookmarkStart w:id="59" w:name="total-human-capital-cost-18-months"/>
+    <w:bookmarkEnd w:id="69"/>
+    <w:bookmarkEnd w:id="70"/>
+    <w:bookmarkStart w:id="71" w:name="total-human-capital-cost-18-months"/>
     <w:p>
       <w:pPr>
         <w:pStyle w:val="Heading3"/>
@@ -9374,9 +9594,9 @@
         </w:pict>
       </w:r>
     </w:p>
-    <w:bookmarkEnd w:id="59"/>
-    <w:bookmarkEnd w:id="60"/>
-    <w:bookmarkStart w:id="62" w:name="technology-ai-tools-budget"/>
+    <w:bookmarkEnd w:id="71"/>
+    <w:bookmarkEnd w:id="72"/>
+    <w:bookmarkStart w:id="74" w:name="technology-ai-tools-budget"/>
     <w:p>
       <w:pPr>
         <w:pStyle w:val="Heading2"/>
@@ -9385,7 +9605,7 @@
         <w:t xml:space="preserve">9. Technology &amp; AI Tools Budget</w:t>
       </w:r>
     </w:p>
-    <w:bookmarkStart w:id="61" w:name="technology-budget-summary"/>
+    <w:bookmarkStart w:id="73" w:name="technology-budget-summary"/>
     <w:p>
       <w:pPr>
         <w:pStyle w:val="Heading3"/>
@@ -9573,9 +9793,9 @@
         </w:pict>
       </w:r>
     </w:p>
-    <w:bookmarkEnd w:id="61"/>
-    <w:bookmarkEnd w:id="62"/>
-    <w:bookmarkStart w:id="75" w:name="hardware-device-strategy"/>
+    <w:bookmarkEnd w:id="73"/>
+    <w:bookmarkEnd w:id="74"/>
+    <w:bookmarkStart w:id="90" w:name="hardware-device-strategy"/>
     <w:p>
       <w:pPr>
         <w:pStyle w:val="Heading2"/>
@@ -9584,7 +9804,62 @@
         <w:t xml:space="preserve">10. Hardware &amp; Device Strategy</w:t>
       </w:r>
     </w:p>
-    <w:bookmarkStart w:id="68" w:name="hardware-product-line"/>
+    <w:p>
+      <w:pPr>
+        <w:pStyle w:val="CaptionedFigure"/>
+      </w:pPr>
+      <w:r>
+        <w:drawing>
+          <wp:inline>
+            <wp:extent cx="5334000" cy="3180644"/>
+            <wp:effectExtent b="0" l="0" r="0" t="0"/>
+            <wp:docPr descr="Hardware Product Portfolio — 23 SKUs" title="" id="76" name="Picture"/>
+            <a:graphic>
+              <a:graphicData uri="http://schemas.openxmlformats.org/drawingml/2006/picture">
+                <pic:pic>
+                  <pic:nvPicPr>
+                    <pic:cNvPr descr="proposal_images/product_portfolio.png" id="77" name="Picture"/>
+                    <pic:cNvPicPr>
+                      <a:picLocks noChangeArrowheads="1" noChangeAspect="1"/>
+                    </pic:cNvPicPr>
+                  </pic:nvPicPr>
+                  <pic:blipFill>
+                    <a:blip r:embed="rId75"/>
+                    <a:stretch>
+                      <a:fillRect/>
+                    </a:stretch>
+                  </pic:blipFill>
+                  <pic:spPr bwMode="auto">
+                    <a:xfrm>
+                      <a:off x="0" y="0"/>
+                      <a:ext cx="5334000" cy="3180644"/>
+                    </a:xfrm>
+                    <a:prstGeom prst="rect">
+                      <a:avLst/>
+                    </a:prstGeom>
+                    <a:noFill/>
+                    <a:ln w="9525">
+                      <a:noFill/>
+                      <a:headEnd/>
+                      <a:tailEnd/>
+                    </a:ln>
+                  </pic:spPr>
+                </pic:pic>
+              </a:graphicData>
+            </a:graphic>
+          </wp:inline>
+        </w:drawing>
+      </w:r>
+    </w:p>
+    <w:p>
+      <w:pPr>
+        <w:pStyle w:val="ImageCaption"/>
+      </w:pPr>
+      <w:r>
+        <w:t xml:space="preserve">Hardware Product Portfolio — 23 SKUs</w:t>
+      </w:r>
+    </w:p>
+    <w:bookmarkStart w:id="83" w:name="hardware-product-line"/>
     <w:p>
       <w:pPr>
         <w:pStyle w:val="Heading3"/>
@@ -9593,7 +9868,7 @@
         <w:t xml:space="preserve">10.1 Hardware Product Line</w:t>
       </w:r>
     </w:p>
-    <w:bookmarkStart w:id="63" w:name="commerce-business-devices"/>
+    <w:bookmarkStart w:id="78" w:name="commerce-business-devices"/>
     <w:p>
       <w:pPr>
         <w:pStyle w:val="Heading4"/>
@@ -10036,8 +10311,8 @@
         </w:tc>
       </w:tr>
     </w:tbl>
-    <w:bookmarkEnd w:id="63"/>
-    <w:bookmarkStart w:id="64" w:name="iot-energy-devices"/>
+    <w:bookmarkEnd w:id="78"/>
+    <w:bookmarkStart w:id="79" w:name="iot-energy-devices"/>
     <w:p>
       <w:pPr>
         <w:pStyle w:val="Heading4"/>
@@ -10486,8 +10761,8 @@
         </w:tc>
       </w:tr>
     </w:tbl>
-    <w:bookmarkEnd w:id="64"/>
-    <w:bookmarkStart w:id="65" w:name="smart-water-controllers-1"/>
+    <w:bookmarkEnd w:id="79"/>
+    <w:bookmarkStart w:id="80" w:name="smart-water-controllers-1"/>
     <w:p>
       <w:pPr>
         <w:pStyle w:val="Heading4"/>
@@ -10864,8 +11139,8 @@
         </w:tc>
       </w:tr>
     </w:tbl>
-    <w:bookmarkEnd w:id="65"/>
-    <w:bookmarkStart w:id="66" w:name="smart-home-electrical"/>
+    <w:bookmarkEnd w:id="80"/>
+    <w:bookmarkStart w:id="81" w:name="smart-home-electrical"/>
     <w:p>
       <w:pPr>
         <w:pStyle w:val="Heading4"/>
@@ -11386,8 +11661,8 @@
         </w:tc>
       </w:tr>
     </w:tbl>
-    <w:bookmarkEnd w:id="66"/>
-    <w:bookmarkStart w:id="67" w:name="education-display"/>
+    <w:bookmarkEnd w:id="81"/>
+    <w:bookmarkStart w:id="82" w:name="education-display"/>
     <w:p>
       <w:pPr>
         <w:pStyle w:val="Heading4"/>
@@ -11692,9 +11967,9 @@
         </w:tc>
       </w:tr>
     </w:tbl>
-    <w:bookmarkEnd w:id="67"/>
-    <w:bookmarkEnd w:id="68"/>
-    <w:bookmarkStart w:id="69" w:name="hardware-procurement-schedule"/>
+    <w:bookmarkEnd w:id="82"/>
+    <w:bookmarkEnd w:id="83"/>
+    <w:bookmarkStart w:id="84" w:name="hardware-procurement-schedule"/>
     <w:p>
       <w:pPr>
         <w:pStyle w:val="Heading3"/>
@@ -12097,8 +12372,8 @@
         </w:tc>
       </w:tr>
     </w:tbl>
-    <w:bookmarkEnd w:id="69"/>
-    <w:bookmarkStart w:id="74" w:name="solution-packages-what-we-actually-sell"/>
+    <w:bookmarkEnd w:id="84"/>
+    <w:bookmarkStart w:id="89" w:name="solution-packages-what-we-actually-sell"/>
     <w:p>
       <w:pPr>
         <w:pStyle w:val="Heading3"/>
@@ -12107,7 +12382,7 @@
         <w:t xml:space="preserve">10.3 Solution Packages (What We Actually Sell)</w:t>
       </w:r>
     </w:p>
-    <w:bookmarkStart w:id="70" w:name="commerce-packages"/>
+    <w:bookmarkStart w:id="85" w:name="commerce-packages"/>
     <w:p>
       <w:pPr>
         <w:pStyle w:val="Heading4"/>
@@ -12345,8 +12620,8 @@
         </w:tc>
       </w:tr>
     </w:tbl>
-    <w:bookmarkEnd w:id="70"/>
-    <w:bookmarkStart w:id="71" w:name="iot-energy-packages"/>
+    <w:bookmarkEnd w:id="85"/>
+    <w:bookmarkStart w:id="86" w:name="iot-energy-packages"/>
     <w:p>
       <w:pPr>
         <w:pStyle w:val="Heading4"/>
@@ -12638,8 +12913,8 @@
         </w:tc>
       </w:tr>
     </w:tbl>
-    <w:bookmarkEnd w:id="71"/>
-    <w:bookmarkStart w:id="72" w:name="smart-home-packages"/>
+    <w:bookmarkEnd w:id="86"/>
+    <w:bookmarkStart w:id="87" w:name="smart-home-packages"/>
     <w:p>
       <w:pPr>
         <w:pStyle w:val="Heading4"/>
@@ -12877,8 +13152,8 @@
         </w:tc>
       </w:tr>
     </w:tbl>
-    <w:bookmarkEnd w:id="72"/>
-    <w:bookmarkStart w:id="73" w:name="education-display-packages"/>
+    <w:bookmarkEnd w:id="87"/>
+    <w:bookmarkStart w:id="88" w:name="education-display-packages"/>
     <w:p>
       <w:pPr>
         <w:pStyle w:val="Heading4"/>
@@ -13123,10 +13398,10 @@
         </w:pict>
       </w:r>
     </w:p>
-    <w:bookmarkEnd w:id="73"/>
-    <w:bookmarkEnd w:id="74"/>
-    <w:bookmarkEnd w:id="75"/>
-    <w:bookmarkStart w:id="80" w:name="licensing-compliance-regulatory"/>
+    <w:bookmarkEnd w:id="88"/>
+    <w:bookmarkEnd w:id="89"/>
+    <w:bookmarkEnd w:id="90"/>
+    <w:bookmarkStart w:id="98" w:name="licensing-compliance-regulatory"/>
     <w:p>
       <w:pPr>
         <w:pStyle w:val="Heading2"/>
@@ -13135,7 +13410,62 @@
         <w:t xml:space="preserve">11. Licensing, Compliance &amp; Regulatory</w:t>
       </w:r>
     </w:p>
-    <w:bookmarkStart w:id="76" w:name="required-licenses-approvals"/>
+    <w:p>
+      <w:pPr>
+        <w:pStyle w:val="CaptionedFigure"/>
+      </w:pPr>
+      <w:r>
+        <w:drawing>
+          <wp:inline>
+            <wp:extent cx="5334000" cy="2106452"/>
+            <wp:effectExtent b="0" l="0" r="0" t="0"/>
+            <wp:docPr descr="Regulatory &amp; Compliance Timeline" title="" id="92" name="Picture"/>
+            <a:graphic>
+              <a:graphicData uri="http://schemas.openxmlformats.org/drawingml/2006/picture">
+                <pic:pic>
+                  <pic:nvPicPr>
+                    <pic:cNvPr descr="proposal_images/compliance_timeline.png" id="93" name="Picture"/>
+                    <pic:cNvPicPr>
+                      <a:picLocks noChangeArrowheads="1" noChangeAspect="1"/>
+                    </pic:cNvPicPr>
+                  </pic:nvPicPr>
+                  <pic:blipFill>
+                    <a:blip r:embed="rId91"/>
+                    <a:stretch>
+                      <a:fillRect/>
+                    </a:stretch>
+                  </pic:blipFill>
+                  <pic:spPr bwMode="auto">
+                    <a:xfrm>
+                      <a:off x="0" y="0"/>
+                      <a:ext cx="5334000" cy="2106452"/>
+                    </a:xfrm>
+                    <a:prstGeom prst="rect">
+                      <a:avLst/>
+                    </a:prstGeom>
+                    <a:noFill/>
+                    <a:ln w="9525">
+                      <a:noFill/>
+                      <a:headEnd/>
+                      <a:tailEnd/>
+                    </a:ln>
+                  </pic:spPr>
+                </pic:pic>
+              </a:graphicData>
+            </a:graphic>
+          </wp:inline>
+        </w:drawing>
+      </w:r>
+    </w:p>
+    <w:p>
+      <w:pPr>
+        <w:pStyle w:val="ImageCaption"/>
+      </w:pPr>
+      <w:r>
+        <w:t xml:space="preserve">Regulatory &amp; Compliance Timeline</w:t>
+      </w:r>
+    </w:p>
+    <w:bookmarkStart w:id="94" w:name="required-licenses-approvals"/>
     <w:p>
       <w:pPr>
         <w:pStyle w:val="Heading3"/>
@@ -14681,15 +15011,303 @@
           </w:p>
         </w:tc>
       </w:tr>
+      <w:tr>
+        <w:tc>
+          <w:tcPr/>
+          <w:p>
+            <w:pPr>
+              <w:pStyle w:val="Compact"/>
+              <w:jc w:val="left"/>
+            </w:pPr>
+            <w:r>
+              <w:t xml:space="preserve">17</w:t>
+            </w:r>
+          </w:p>
+        </w:tc>
+        <w:tc>
+          <w:tcPr/>
+          <w:p>
+            <w:pPr>
+              <w:pStyle w:val="Compact"/>
+              <w:jc w:val="left"/>
+            </w:pPr>
+            <w:r>
+              <w:rPr>
+                <w:bCs/>
+                <w:b/>
+              </w:rPr>
+              <w:t xml:space="preserve">MMO License Application</w:t>
+            </w:r>
+            <w:r>
+              <w:t xml:space="preserve"> </w:t>
+            </w:r>
+            <w:r>
+              <w:t xml:space="preserve">(for wallets &amp; escrow)</w:t>
+            </w:r>
+          </w:p>
+        </w:tc>
+        <w:tc>
+          <w:tcPr/>
+          <w:p>
+            <w:pPr>
+              <w:pStyle w:val="Compact"/>
+              <w:jc w:val="left"/>
+            </w:pPr>
+            <w:r>
+              <w:t xml:space="preserve">CBN</w:t>
+            </w:r>
+          </w:p>
+        </w:tc>
+        <w:tc>
+          <w:tcPr/>
+          <w:p>
+            <w:pPr>
+              <w:pStyle w:val="Compact"/>
+              <w:jc w:val="left"/>
+            </w:pPr>
+            <w:r>
+              <w:t xml:space="preserve">₦1,100,000</w:t>
+            </w:r>
+          </w:p>
+        </w:tc>
+        <w:tc>
+          <w:tcPr/>
+          <w:p>
+            <w:pPr>
+              <w:pStyle w:val="Compact"/>
+              <w:jc w:val="left"/>
+            </w:pPr>
+            <w:r>
+              <w:t xml:space="preserve">10–13 months</w:t>
+            </w:r>
+          </w:p>
+        </w:tc>
+        <w:tc>
+          <w:tcPr/>
+          <w:p>
+            <w:pPr>
+              <w:pStyle w:val="Compact"/>
+              <w:jc w:val="left"/>
+            </w:pPr>
+            <w:r>
+              <w:t xml:space="preserve">When justified</w:t>
+            </w:r>
+          </w:p>
+        </w:tc>
+        <w:tc>
+          <w:tcPr/>
+          <w:p>
+            <w:pPr>
+              <w:pStyle w:val="Compact"/>
+              <w:jc w:val="left"/>
+            </w:pPr>
+            <w:r>
+              <w:rPr>
+                <w:bCs/>
+                <w:b/>
+              </w:rPr>
+              <w:t xml:space="preserve">Future tranche</w:t>
+            </w:r>
+          </w:p>
+        </w:tc>
+      </w:tr>
+      <w:tr>
+        <w:tc>
+          <w:tcPr/>
+          <w:p>
+            <w:pPr>
+              <w:pStyle w:val="Compact"/>
+              <w:jc w:val="left"/>
+            </w:pPr>
+            <w:r>
+              <w:t xml:space="preserve">18</w:t>
+            </w:r>
+          </w:p>
+        </w:tc>
+        <w:tc>
+          <w:tcPr/>
+          <w:p>
+            <w:pPr>
+              <w:pStyle w:val="Compact"/>
+              <w:jc w:val="left"/>
+            </w:pPr>
+            <w:r>
+              <w:rPr>
+                <w:bCs/>
+                <w:b/>
+              </w:rPr>
+              <w:t xml:space="preserve">MMO Share Capital</w:t>
+            </w:r>
+          </w:p>
+        </w:tc>
+        <w:tc>
+          <w:tcPr/>
+          <w:p>
+            <w:pPr>
+              <w:pStyle w:val="Compact"/>
+              <w:jc w:val="left"/>
+            </w:pPr>
+            <w:r>
+              <w:t xml:space="preserve">CBN</w:t>
+            </w:r>
+          </w:p>
+        </w:tc>
+        <w:tc>
+          <w:tcPr/>
+          <w:p>
+            <w:pPr>
+              <w:pStyle w:val="Compact"/>
+              <w:jc w:val="left"/>
+            </w:pPr>
+            <w:r>
+              <w:t xml:space="preserve">₦2,000,000,000</w:t>
+            </w:r>
+          </w:p>
+        </w:tc>
+        <w:tc>
+          <w:tcPr/>
+          <w:p>
+            <w:pPr>
+              <w:pStyle w:val="Compact"/>
+              <w:jc w:val="left"/>
+            </w:pPr>
+            <w:r>
+              <w:t xml:space="preserve">With application</w:t>
+            </w:r>
+          </w:p>
+        </w:tc>
+        <w:tc>
+          <w:tcPr/>
+          <w:p>
+            <w:pPr>
+              <w:pStyle w:val="Compact"/>
+              <w:jc w:val="left"/>
+            </w:pPr>
+            <w:r>
+              <w:t xml:space="preserve">When justified</w:t>
+            </w:r>
+          </w:p>
+        </w:tc>
+        <w:tc>
+          <w:tcPr/>
+          <w:p>
+            <w:pPr>
+              <w:pStyle w:val="Compact"/>
+              <w:jc w:val="left"/>
+            </w:pPr>
+            <w:r>
+              <w:rPr>
+                <w:bCs/>
+                <w:b/>
+              </w:rPr>
+              <w:t xml:space="preserve">Future tranche</w:t>
+            </w:r>
+          </w:p>
+        </w:tc>
+      </w:tr>
+      <w:tr>
+        <w:tc>
+          <w:tcPr/>
+          <w:p>
+            <w:pPr>
+              <w:pStyle w:val="Compact"/>
+              <w:jc w:val="left"/>
+            </w:pPr>
+            <w:r>
+              <w:t xml:space="preserve">19</w:t>
+            </w:r>
+          </w:p>
+        </w:tc>
+        <w:tc>
+          <w:tcPr/>
+          <w:p>
+            <w:pPr>
+              <w:pStyle w:val="Compact"/>
+              <w:jc w:val="left"/>
+            </w:pPr>
+            <w:r>
+              <w:rPr>
+                <w:bCs/>
+                <w:b/>
+              </w:rPr>
+              <w:t xml:space="preserve">MMO Escrow Deposit</w:t>
+            </w:r>
+          </w:p>
+        </w:tc>
+        <w:tc>
+          <w:tcPr/>
+          <w:p>
+            <w:pPr>
+              <w:pStyle w:val="Compact"/>
+              <w:jc w:val="left"/>
+            </w:pPr>
+            <w:r>
+              <w:t xml:space="preserve">CBN</w:t>
+            </w:r>
+          </w:p>
+        </w:tc>
+        <w:tc>
+          <w:tcPr/>
+          <w:p>
+            <w:pPr>
+              <w:pStyle w:val="Compact"/>
+              <w:jc w:val="left"/>
+            </w:pPr>
+            <w:r>
+              <w:t xml:space="preserve">₦2,000,000,000</w:t>
+            </w:r>
+          </w:p>
+        </w:tc>
+        <w:tc>
+          <w:tcPr/>
+          <w:p>
+            <w:pPr>
+              <w:pStyle w:val="Compact"/>
+              <w:jc w:val="left"/>
+            </w:pPr>
+            <w:r>
+              <w:t xml:space="preserve">With application</w:t>
+            </w:r>
+          </w:p>
+        </w:tc>
+        <w:tc>
+          <w:tcPr/>
+          <w:p>
+            <w:pPr>
+              <w:pStyle w:val="Compact"/>
+              <w:jc w:val="left"/>
+            </w:pPr>
+            <w:r>
+              <w:t xml:space="preserve">When justified</w:t>
+            </w:r>
+          </w:p>
+        </w:tc>
+        <w:tc>
+          <w:tcPr/>
+          <w:p>
+            <w:pPr>
+              <w:pStyle w:val="Compact"/>
+              <w:jc w:val="left"/>
+            </w:pPr>
+            <w:r>
+              <w:rPr>
+                <w:bCs/>
+                <w:b/>
+              </w:rPr>
+              <w:t xml:space="preserve">Future tranche</w:t>
+            </w:r>
+          </w:p>
+        </w:tc>
+      </w:tr>
     </w:tbl>
-    <w:bookmarkEnd w:id="76"/>
-    <w:bookmarkStart w:id="77" w:name="pssp-ptsp-license-detailed-breakdown"/>
+    <w:bookmarkEnd w:id="94"/>
+    <w:bookmarkStart w:id="95" w:name="pssp-ptsp-mmo-license-detailed-breakdown"/>
     <w:p>
       <w:pPr>
         <w:pStyle w:val="Heading3"/>
       </w:pPr>
       <w:r>
-        <w:t xml:space="preserve">11.2 PSSP &amp; PTSP License — Detailed Breakdown</w:t>
+        <w:t xml:space="preserve">11.2 PSSP, PTSP &amp; MMO License — Detailed Breakdown</w:t>
       </w:r>
     </w:p>
     <w:tbl>
@@ -14700,9 +15318,10 @@
         <w:jc w:val="start"/>
       </w:tblPr>
       <w:tblGrid>
-        <w:gridCol w:w="1105"/>
-        <w:gridCol w:w="2946"/>
-        <w:gridCol w:w="3867"/>
+        <w:gridCol w:w="731"/>
+        <w:gridCol w:w="1949"/>
+        <w:gridCol w:w="2558"/>
+        <w:gridCol w:w="2680"/>
       </w:tblGrid>
       <w:tr>
         <w:trPr>
@@ -14741,6 +15360,18 @@
             </w:pPr>
             <w:r>
               <w:t xml:space="preserve">PTSP (POS Terminals)</w:t>
+            </w:r>
+          </w:p>
+        </w:tc>
+        <w:tc>
+          <w:tcPr/>
+          <w:p>
+            <w:pPr>
+              <w:pStyle w:val="Compact"/>
+              <w:jc w:val="left"/>
+            </w:pPr>
+            <w:r>
+              <w:t xml:space="preserve">MMO (Wallets &amp; Escrow)</w:t>
             </w:r>
           </w:p>
         </w:tc>
@@ -14786,6 +15417,18 @@
             </w:r>
           </w:p>
         </w:tc>
+        <w:tc>
+          <w:tcPr/>
+          <w:p>
+            <w:pPr>
+              <w:pStyle w:val="Compact"/>
+              <w:jc w:val="left"/>
+            </w:pPr>
+            <w:r>
+              <w:t xml:space="preserve">₦100,000</w:t>
+            </w:r>
+          </w:p>
+        </w:tc>
       </w:tr>
       <w:tr>
         <w:tc>
@@ -14828,6 +15471,18 @@
             </w:r>
           </w:p>
         </w:tc>
+        <w:tc>
+          <w:tcPr/>
+          <w:p>
+            <w:pPr>
+              <w:pStyle w:val="Compact"/>
+              <w:jc w:val="left"/>
+            </w:pPr>
+            <w:r>
+              <w:t xml:space="preserve">₦1,000,000</w:t>
+            </w:r>
+          </w:p>
+        </w:tc>
       </w:tr>
       <w:tr>
         <w:tc>
@@ -14870,6 +15525,18 @@
             </w:r>
           </w:p>
         </w:tc>
+        <w:tc>
+          <w:tcPr/>
+          <w:p>
+            <w:pPr>
+              <w:pStyle w:val="Compact"/>
+              <w:jc w:val="left"/>
+            </w:pPr>
+            <w:r>
+              <w:t xml:space="preserve">₦2,000,000,000</w:t>
+            </w:r>
+          </w:p>
+        </w:tc>
       </w:tr>
       <w:tr>
         <w:tc>
@@ -14912,6 +15579,18 @@
             </w:r>
           </w:p>
         </w:tc>
+        <w:tc>
+          <w:tcPr/>
+          <w:p>
+            <w:pPr>
+              <w:pStyle w:val="Compact"/>
+              <w:jc w:val="left"/>
+            </w:pPr>
+            <w:r>
+              <w:t xml:space="preserve">₦2,000,000,000 (refundable)</w:t>
+            </w:r>
+          </w:p>
+        </w:tc>
       </w:tr>
       <w:tr>
         <w:tc>
@@ -14954,6 +15633,18 @@
             </w:r>
           </w:p>
         </w:tc>
+        <w:tc>
+          <w:tcPr/>
+          <w:p>
+            <w:pPr>
+              <w:pStyle w:val="Compact"/>
+              <w:jc w:val="left"/>
+            </w:pPr>
+            <w:r>
+              <w:t xml:space="preserve">Included with PSSP</w:t>
+            </w:r>
+          </w:p>
+        </w:tc>
       </w:tr>
       <w:tr>
         <w:tc>
@@ -14980,7 +15671,7 @@
               <w:jc w:val="left"/>
             </w:pPr>
             <w:r>
-              <w:t xml:space="preserve">Phase 1: AIP (2–3 months) → Phase 2: Final (4–6 months)</w:t>
+              <w:t xml:space="preserve">AIP (2–3 mo) → Final (4–6 mo)</w:t>
             </w:r>
           </w:p>
         </w:tc>
@@ -14993,6 +15684,18 @@
             </w:pPr>
             <w:r>
               <w:t xml:space="preserve">Same</w:t>
+            </w:r>
+          </w:p>
+        </w:tc>
+        <w:tc>
+          <w:tcPr/>
+          <w:p>
+            <w:pPr>
+              <w:pStyle w:val="Compact"/>
+              <w:jc w:val="left"/>
+            </w:pPr>
+            <w:r>
+              <w:t xml:space="preserve">AIP (6 mo) → Final (4–7 mo)</w:t>
             </w:r>
           </w:p>
         </w:tc>
@@ -15046,6 +15749,76 @@
             </w:r>
           </w:p>
         </w:tc>
+        <w:tc>
+          <w:tcPr/>
+          <w:p>
+            <w:pPr>
+              <w:pStyle w:val="Compact"/>
+              <w:jc w:val="left"/>
+            </w:pPr>
+            <w:r>
+              <w:rPr>
+                <w:bCs/>
+                <w:b/>
+              </w:rPr>
+              <w:t xml:space="preserve">~₦4,001,000,000</w:t>
+            </w:r>
+          </w:p>
+        </w:tc>
+      </w:tr>
+      <w:tr>
+        <w:tc>
+          <w:tcPr/>
+          <w:p>
+            <w:pPr>
+              <w:pStyle w:val="Compact"/>
+              <w:jc w:val="left"/>
+            </w:pPr>
+            <w:r>
+              <w:rPr>
+                <w:bCs/>
+                <w:b/>
+              </w:rPr>
+              <w:t xml:space="preserve">What It Permits</w:t>
+            </w:r>
+          </w:p>
+        </w:tc>
+        <w:tc>
+          <w:tcPr/>
+          <w:p>
+            <w:pPr>
+              <w:pStyle w:val="Compact"/>
+              <w:jc w:val="left"/>
+            </w:pPr>
+            <w:r>
+              <w:t xml:space="preserve">Payment processing, gateway</w:t>
+            </w:r>
+          </w:p>
+        </w:tc>
+        <w:tc>
+          <w:tcPr/>
+          <w:p>
+            <w:pPr>
+              <w:pStyle w:val="Compact"/>
+              <w:jc w:val="left"/>
+            </w:pPr>
+            <w:r>
+              <w:t xml:space="preserve">POS terminal deployment</w:t>
+            </w:r>
+          </w:p>
+        </w:tc>
+        <w:tc>
+          <w:tcPr/>
+          <w:p>
+            <w:pPr>
+              <w:pStyle w:val="Compact"/>
+              <w:jc w:val="left"/>
+            </w:pPr>
+            <w:r>
+              <w:t xml:space="preserve">E-money issuance, wallets, customer escrow</w:t>
+            </w:r>
+          </w:p>
+        </w:tc>
       </w:tr>
     </w:tbl>
     <w:p>
@@ -15063,7 +15836,7 @@
         <w:t xml:space="preserve"> </w:t>
       </w:r>
       <w:r>
-        <w:t xml:space="preserve">The ₦100M CBN escrow is held</w:t>
+        <w:t xml:space="preserve">All CBN escrow deposits (PSSP, PTSP, MMO) are held</w:t>
       </w:r>
       <w:r>
         <w:t xml:space="preserve"> </w:t>
@@ -15076,10 +15849,7 @@
         <w:t xml:space="preserve">for the entire duration of the license</w:t>
       </w:r>
       <w:r>
-        <w:t xml:space="preserve"> </w:t>
-      </w:r>
-      <w:r>
-        <w:t xml:space="preserve">— as long as you operate as a PSSP/PTSP. CBN reserves the right to invest it in treasury bills. It is</w:t>
+        <w:t xml:space="preserve">. CBN invests the escrow in treasury bills. Escrow is</w:t>
       </w:r>
       <w:r>
         <w:t xml:space="preserve"> </w:t>
@@ -15092,7 +15862,7 @@
         <w:t xml:space="preserve">refundable only when you surrender the license</w:t>
       </w:r>
       <w:r>
-        <w:t xml:space="preserve">. Annual license reviews by CBN assess performance targets; failure to meet targets can result in license withdrawal.</w:t>
+        <w:t xml:space="preserve">. Annual license reviews assess performance targets.</w:t>
       </w:r>
     </w:p>
     <w:p>
@@ -15110,33 +15880,83 @@
         <w:t xml:space="preserve"> </w:t>
       </w:r>
       <w:r>
-        <w:t xml:space="preserve">If pursuing both licenses, total capital requirement is approximately</w:t>
-      </w:r>
-      <w:r>
-        <w:t xml:space="preserve"> </w:t>
-      </w:r>
+        <w:t xml:space="preserve">Total ~₦400M+ (₦200M PSSP + ₦200M PTSP). A single entity may hold both with shared capital — requires CBN clarification.</w:t>
+      </w:r>
+    </w:p>
+    <w:p>
+      <w:pPr>
+        <w:pStyle w:val="BlockText"/>
+      </w:pPr>
       <w:r>
         <w:rPr>
           <w:bCs/>
           <w:b/>
         </w:rPr>
-        <w:t xml:space="preserve">₦400M+</w:t>
+        <w:t xml:space="preserve">MMO LICENSE (FOR WALLETS &amp; ESCROW):</w:t>
       </w:r>
       <w:r>
         <w:t xml:space="preserve"> </w:t>
       </w:r>
       <w:r>
-        <w:t xml:space="preserve">(₦200M PSSP + ₦200M PTSP). However, a single entity may be able to hold both licenses with shared capital — this requires CBN clarification.</w:t>
+        <w:t xml:space="preserve">A PSSP license alone</w:t>
+      </w:r>
+      <w:r>
+        <w:t xml:space="preserve"> </w:t>
+      </w:r>
+      <w:r>
+        <w:rPr>
+          <w:bCs/>
+          <w:b/>
+        </w:rPr>
+        <w:t xml:space="preserve">does NOT permit</w:t>
+      </w:r>
+      <w:r>
+        <w:t xml:space="preserve"> </w:t>
+      </w:r>
+      <w:r>
+        <w:t xml:space="preserve">holding customer funds or issuing digital wallets. To hold merchant escrow, operate business wallets, or issue e-money, an</w:t>
+      </w:r>
+      <w:r>
+        <w:t xml:space="preserve"> </w:t>
+      </w:r>
+      <w:r>
+        <w:rPr>
+          <w:bCs/>
+          <w:b/>
+        </w:rPr>
+        <w:t xml:space="preserve">MMO license is required</w:t>
+      </w:r>
+      <w:r>
+        <w:t xml:space="preserve"> </w:t>
+      </w:r>
+      <w:r>
+        <w:t xml:space="preserve">(₦2B capital + ₦2B escrow = ₦4B total). Until the ₦4B is justifiable, PECH will partner with an existing licensed MMO in a</w:t>
+      </w:r>
+      <w:r>
+        <w:t xml:space="preserve"> </w:t>
+      </w:r>
+      <w:r>
+        <w:rPr>
+          <w:bCs/>
+          <w:b/>
+        </w:rPr>
+        <w:t xml:space="preserve">white-label arrangement</w:t>
+      </w:r>
+      <w:r>
+        <w:t xml:space="preserve"> </w:t>
+      </w:r>
+      <w:r>
+        <w:t xml:space="preserve">to provide wallet services.</w:t>
       </w:r>
     </w:p>
-    <w:bookmarkEnd w:id="77"/>
-    <w:bookmarkStart w:id="78" w:name="payment-license-strategy-dual-path"/>
+    <w:bookmarkEnd w:id="95"/>
+    <w:bookmarkStart w:id="96" w:name="payment-wallet-license-strategy"/>
     <w:p>
       <w:pPr>
         <w:pStyle w:val="Heading3"/>
       </w:pPr>
       <w:r>
-        <w:t xml:space="preserve">11.3 Payment License Strategy (Dual-Path)</w:t>
+        <w:t xml:space="preserve">11.3 Payment &amp; Wallet License Strategy</w:t>
       </w:r>
     </w:p>
     <w:tbl>
@@ -15147,10 +15967,11 @@
         <w:jc w:val="start"/>
       </w:tblPr>
       <w:tblGrid>
-        <w:gridCol w:w="1159"/>
-        <w:gridCol w:w="1931"/>
-        <w:gridCol w:w="1931"/>
-        <w:gridCol w:w="2897"/>
+        <w:gridCol w:w="931"/>
+        <w:gridCol w:w="1552"/>
+        <w:gridCol w:w="1552"/>
+        <w:gridCol w:w="2329"/>
+        <w:gridCol w:w="1552"/>
       </w:tblGrid>
       <w:tr>
         <w:trPr>
@@ -15201,6 +16022,18 @@
             </w:pPr>
             <w:r>
               <w:t xml:space="preserve">Capital Needed</w:t>
+            </w:r>
+          </w:p>
+        </w:tc>
+        <w:tc>
+          <w:tcPr/>
+          <w:p>
+            <w:pPr>
+              <w:pStyle w:val="Compact"/>
+              <w:jc w:val="left"/>
+            </w:pPr>
+            <w:r>
+              <w:t xml:space="preserve">Priority</w:t>
             </w:r>
           </w:p>
         </w:tc>
@@ -15218,19 +16051,19 @@
                 <w:bCs/>
                 <w:b/>
               </w:rPr>
-              <w:t xml:space="preserve">Path A (Primary)</w:t>
-            </w:r>
-          </w:p>
-        </w:tc>
-        <w:tc>
-          <w:tcPr/>
-          <w:p>
-            <w:pPr>
-              <w:pStyle w:val="Compact"/>
-              <w:jc w:val="left"/>
-            </w:pPr>
-            <w:r>
-              <w:t xml:space="preserve">Partner with Paystack/Flutterwave for payment processing. Zero license cost.</w:t>
+              <w:t xml:space="preserve">Path A (Now)</w:t>
+            </w:r>
+          </w:p>
+        </w:tc>
+        <w:tc>
+          <w:tcPr/>
+          <w:p>
+            <w:pPr>
+              <w:pStyle w:val="Compact"/>
+              <w:jc w:val="left"/>
+            </w:pPr>
+            <w:r>
+              <w:t xml:space="preserve">Partner with Paystack/Flutterwave for payments + white-label MMO for wallet services</w:t>
             </w:r>
           </w:p>
         </w:tc>
@@ -15255,6 +16088,18 @@
             </w:pPr>
             <w:r>
               <w:t xml:space="preserve">₦0</w:t>
+            </w:r>
+          </w:p>
+        </w:tc>
+        <w:tc>
+          <w:tcPr/>
+          <w:p>
+            <w:pPr>
+              <w:pStyle w:val="Compact"/>
+              <w:jc w:val="left"/>
+            </w:pPr>
+            <w:r>
+              <w:t xml:space="preserve">Phase 1</w:t>
             </w:r>
           </w:p>
         </w:tc>
@@ -15272,85 +16117,133 @@
                 <w:bCs/>
                 <w:b/>
               </w:rPr>
-              <w:t xml:space="preserve">Path B (When business grows)</w:t>
-            </w:r>
-          </w:p>
-        </w:tc>
-        <w:tc>
-          <w:tcPr/>
-          <w:p>
-            <w:pPr>
-              <w:pStyle w:val="Compact"/>
-              <w:jc w:val="left"/>
-            </w:pPr>
-            <w:r>
-              <w:t xml:space="preserve">Apply for PSSP license. Investor injects additional capital.</w:t>
-            </w:r>
-          </w:p>
-        </w:tc>
-        <w:tc>
-          <w:tcPr/>
-          <w:p>
-            <w:pPr>
-              <w:pStyle w:val="Compact"/>
-              <w:jc w:val="left"/>
-            </w:pPr>
-            <w:r>
-              <w:t xml:space="preserve">Month 9–18</w:t>
-            </w:r>
-          </w:p>
-        </w:tc>
-        <w:tc>
-          <w:tcPr/>
-          <w:p>
-            <w:pPr>
-              <w:pStyle w:val="Compact"/>
-              <w:jc w:val="left"/>
-            </w:pPr>
-            <w:r>
-              <w:t xml:space="preserve">~₦205M</w:t>
-            </w:r>
-          </w:p>
-        </w:tc>
-      </w:tr>
-      <w:tr>
-        <w:tc>
-          <w:tcPr/>
-          <w:p>
-            <w:pPr>
-              <w:pStyle w:val="Compact"/>
-              <w:jc w:val="left"/>
-            </w:pPr>
+              <w:t xml:space="preserve">Path B (PRIORITY)</w:t>
+            </w:r>
+          </w:p>
+        </w:tc>
+        <w:tc>
+          <w:tcPr/>
+          <w:p>
+            <w:pPr>
+              <w:pStyle w:val="Compact"/>
+              <w:jc w:val="left"/>
+            </w:pPr>
+            <w:r>
+              <w:t xml:space="preserve">Apply for</w:t>
+            </w:r>
+            <w:r>
+              <w:t xml:space="preserve"> </w:t>
+            </w:r>
             <w:r>
               <w:rPr>
                 <w:bCs/>
                 <w:b/>
               </w:rPr>
-              <w:t xml:space="preserve">Path C (Post-18 months)</w:t>
-            </w:r>
-          </w:p>
-        </w:tc>
-        <w:tc>
-          <w:tcPr/>
-          <w:p>
-            <w:pPr>
-              <w:pStyle w:val="Compact"/>
-              <w:jc w:val="left"/>
-            </w:pPr>
-            <w:r>
-              <w:t xml:space="preserve">Apply for PTSP license to deploy own POS terminals.</w:t>
-            </w:r>
-          </w:p>
-        </w:tc>
-        <w:tc>
-          <w:tcPr/>
-          <w:p>
-            <w:pPr>
-              <w:pStyle w:val="Compact"/>
-              <w:jc w:val="left"/>
-            </w:pPr>
-            <w:r>
-              <w:t xml:space="preserve">After Month 18</w:t>
+              <w:t xml:space="preserve">PSSP license</w:t>
+            </w:r>
+            <w:r>
+              <w:t xml:space="preserve"> </w:t>
+            </w:r>
+            <w:r>
+              <w:t xml:space="preserve">— own payment processing</w:t>
+            </w:r>
+          </w:p>
+        </w:tc>
+        <w:tc>
+          <w:tcPr/>
+          <w:p>
+            <w:pPr>
+              <w:pStyle w:val="Compact"/>
+              <w:jc w:val="left"/>
+            </w:pPr>
+            <w:r>
+              <w:t xml:space="preserve">As soon as next tranche arrives</w:t>
+            </w:r>
+          </w:p>
+        </w:tc>
+        <w:tc>
+          <w:tcPr/>
+          <w:p>
+            <w:pPr>
+              <w:pStyle w:val="Compact"/>
+              <w:jc w:val="left"/>
+            </w:pPr>
+            <w:r>
+              <w:t xml:space="preserve">~₦205M</w:t>
+            </w:r>
+          </w:p>
+        </w:tc>
+        <w:tc>
+          <w:tcPr/>
+          <w:p>
+            <w:pPr>
+              <w:pStyle w:val="Compact"/>
+              <w:jc w:val="left"/>
+            </w:pPr>
+            <w:r>
+              <w:rPr>
+                <w:bCs/>
+                <w:b/>
+              </w:rPr>
+              <w:t xml:space="preserve">HIGH</w:t>
+            </w:r>
+          </w:p>
+        </w:tc>
+      </w:tr>
+      <w:tr>
+        <w:tc>
+          <w:tcPr/>
+          <w:p>
+            <w:pPr>
+              <w:pStyle w:val="Compact"/>
+              <w:jc w:val="left"/>
+            </w:pPr>
+            <w:r>
+              <w:rPr>
+                <w:bCs/>
+                <w:b/>
+              </w:rPr>
+              <w:t xml:space="preserve">Path C (PRIORITY)</w:t>
+            </w:r>
+          </w:p>
+        </w:tc>
+        <w:tc>
+          <w:tcPr/>
+          <w:p>
+            <w:pPr>
+              <w:pStyle w:val="Compact"/>
+              <w:jc w:val="left"/>
+            </w:pPr>
+            <w:r>
+              <w:t xml:space="preserve">Apply for</w:t>
+            </w:r>
+            <w:r>
+              <w:t xml:space="preserve"> </w:t>
+            </w:r>
+            <w:r>
+              <w:rPr>
+                <w:bCs/>
+                <w:b/>
+              </w:rPr>
+              <w:t xml:space="preserve">PTSP license</w:t>
+            </w:r>
+            <w:r>
+              <w:t xml:space="preserve"> </w:t>
+            </w:r>
+            <w:r>
+              <w:t xml:space="preserve">— own POS terminal network</w:t>
+            </w:r>
+          </w:p>
+        </w:tc>
+        <w:tc>
+          <w:tcPr/>
+          <w:p>
+            <w:pPr>
+              <w:pStyle w:val="Compact"/>
+              <w:jc w:val="left"/>
+            </w:pPr>
+            <w:r>
+              <w:t xml:space="preserve">Alongside PSSP</w:t>
             </w:r>
           </w:p>
         </w:tc>
@@ -15363,6 +16256,104 @@
             </w:pPr>
             <w:r>
               <w:t xml:space="preserve">~₦201M</w:t>
+            </w:r>
+          </w:p>
+        </w:tc>
+        <w:tc>
+          <w:tcPr/>
+          <w:p>
+            <w:pPr>
+              <w:pStyle w:val="Compact"/>
+              <w:jc w:val="left"/>
+            </w:pPr>
+            <w:r>
+              <w:rPr>
+                <w:bCs/>
+                <w:b/>
+              </w:rPr>
+              <w:t xml:space="preserve">HIGH</w:t>
+            </w:r>
+          </w:p>
+        </w:tc>
+      </w:tr>
+      <w:tr>
+        <w:tc>
+          <w:tcPr/>
+          <w:p>
+            <w:pPr>
+              <w:pStyle w:val="Compact"/>
+              <w:jc w:val="left"/>
+            </w:pPr>
+            <w:r>
+              <w:rPr>
+                <w:bCs/>
+                <w:b/>
+              </w:rPr>
+              <w:t xml:space="preserve">Path D (When justified)</w:t>
+            </w:r>
+          </w:p>
+        </w:tc>
+        <w:tc>
+          <w:tcPr/>
+          <w:p>
+            <w:pPr>
+              <w:pStyle w:val="Compact"/>
+              <w:jc w:val="left"/>
+            </w:pPr>
+            <w:r>
+              <w:t xml:space="preserve">Apply for</w:t>
+            </w:r>
+            <w:r>
+              <w:t xml:space="preserve"> </w:t>
+            </w:r>
+            <w:r>
+              <w:rPr>
+                <w:bCs/>
+                <w:b/>
+              </w:rPr>
+              <w:t xml:space="preserve">MMO license</w:t>
+            </w:r>
+            <w:r>
+              <w:t xml:space="preserve"> </w:t>
+            </w:r>
+            <w:r>
+              <w:t xml:space="preserve">— own wallet/escrow capability</w:t>
+            </w:r>
+          </w:p>
+        </w:tc>
+        <w:tc>
+          <w:tcPr/>
+          <w:p>
+            <w:pPr>
+              <w:pStyle w:val="Compact"/>
+              <w:jc w:val="left"/>
+            </w:pPr>
+            <w:r>
+              <w:t xml:space="preserve">When revenue justifies</w:t>
+            </w:r>
+          </w:p>
+        </w:tc>
+        <w:tc>
+          <w:tcPr/>
+          <w:p>
+            <w:pPr>
+              <w:pStyle w:val="Compact"/>
+              <w:jc w:val="left"/>
+            </w:pPr>
+            <w:r>
+              <w:t xml:space="preserve">~₦4B</w:t>
+            </w:r>
+          </w:p>
+        </w:tc>
+        <w:tc>
+          <w:tcPr/>
+          <w:p>
+            <w:pPr>
+              <w:pStyle w:val="Compact"/>
+              <w:jc w:val="left"/>
+            </w:pPr>
+            <w:r>
+              <w:t xml:space="preserve">Future</w:t>
             </w:r>
           </w:p>
         </w:tc>
@@ -15373,24 +16364,37 @@
         <w:pStyle w:val="BlockText"/>
       </w:pPr>
       <w:r>
-        <w:t xml:space="preserve">The investor has committed to injecting additional capital as the business gains traction. PSSP/PTSP licensing is a</w:t>
-      </w:r>
-      <w:r>
-        <w:t xml:space="preserve"> </w:t>
-      </w:r>
-      <w:r>
         <w:rPr>
           <w:bCs/>
           <w:b/>
         </w:rPr>
-        <w:t xml:space="preserve">Phase 2 capital event</w:t>
-      </w:r>
-      <w:r>
-        <w:t xml:space="preserve">, not a Phase 1 expense.</w:t>
+        <w:t xml:space="preserve">PSSP and PTSP are the #1 priority</w:t>
+      </w:r>
+      <w:r>
+        <w:t xml:space="preserve"> </w:t>
+      </w:r>
+      <w:r>
+        <w:t xml:space="preserve">for the investor’s next capital tranche. These licenses are critical for PECH to control its own payment infrastructure. For wallets and escrow, PECH will operate under a</w:t>
+      </w:r>
+      <w:r>
+        <w:t xml:space="preserve"> </w:t>
+      </w:r>
+      <w:r>
+        <w:rPr>
+          <w:bCs/>
+          <w:b/>
+        </w:rPr>
+        <w:t xml:space="preserve">white-label MMO partnership</w:t>
+      </w:r>
+      <w:r>
+        <w:t xml:space="preserve"> </w:t>
+      </w:r>
+      <w:r>
+        <w:t xml:space="preserve">until transaction volumes justify the ₦4B capital requirement.</w:t>
       </w:r>
     </w:p>
-    <w:bookmarkEnd w:id="78"/>
-    <w:bookmarkStart w:id="79" w:name="total-compliance-budget-from-250m"/>
+    <w:bookmarkEnd w:id="96"/>
+    <w:bookmarkStart w:id="97" w:name="total-compliance-budget-from-250m"/>
     <w:p>
       <w:pPr>
         <w:pStyle w:val="Heading3"/>
@@ -15841,7 +16845,7 @@
                 <w:bCs/>
                 <w:b/>
               </w:rPr>
-              <w:t xml:space="preserve">DEFERRED TO INVESTOR’S NEXT TRANCHE:</w:t>
+              <w:t xml:space="preserve">DEFERRED TO INVESTOR’S NEXT TRANCHE (PRIORITY):</w:t>
             </w:r>
           </w:p>
         </w:tc>
@@ -15895,7 +16899,11 @@
               <w:jc w:val="left"/>
             </w:pPr>
             <w:r>
-              <w:t xml:space="preserve">When business proves model</w:t>
+              <w:rPr>
+                <w:bCs/>
+                <w:b/>
+              </w:rPr>
+              <w:t xml:space="preserve">PRIORITY — apply immediately when capital arrives</w:t>
             </w:r>
           </w:p>
         </w:tc>
@@ -15933,7 +16941,11 @@
               <w:jc w:val="left"/>
             </w:pPr>
             <w:r>
-              <w:t xml:space="preserve">Post-18 months</w:t>
+              <w:rPr>
+                <w:bCs/>
+                <w:b/>
+              </w:rPr>
+              <w:t xml:space="preserve">PRIORITY — apply alongside or shortly after PSSP</w:t>
             </w:r>
           </w:p>
         </w:tc>
@@ -16044,6 +17056,104 @@
             </w:pPr>
             <w:r>
               <w:t xml:space="preserve">If applicable</w:t>
+            </w:r>
+          </w:p>
+        </w:tc>
+      </w:tr>
+      <w:tr>
+        <w:tc>
+          <w:tcPr/>
+          <w:p>
+            <w:pPr>
+              <w:pStyle w:val="Compact"/>
+            </w:pPr>
+          </w:p>
+        </w:tc>
+        <w:tc>
+          <w:tcPr/>
+          <w:p>
+            <w:pPr>
+              <w:pStyle w:val="Compact"/>
+            </w:pPr>
+          </w:p>
+        </w:tc>
+        <w:tc>
+          <w:tcPr/>
+          <w:p>
+            <w:pPr>
+              <w:pStyle w:val="Compact"/>
+            </w:pPr>
+          </w:p>
+        </w:tc>
+      </w:tr>
+      <w:tr>
+        <w:tc>
+          <w:tcPr/>
+          <w:p>
+            <w:pPr>
+              <w:pStyle w:val="Compact"/>
+              <w:jc w:val="left"/>
+            </w:pPr>
+            <w:r>
+              <w:rPr>
+                <w:bCs/>
+                <w:b/>
+              </w:rPr>
+              <w:t xml:space="preserve">DEFERRED TO FUTURE TRANCHE (when justified):</w:t>
+            </w:r>
+          </w:p>
+        </w:tc>
+        <w:tc>
+          <w:tcPr/>
+          <w:p>
+            <w:pPr>
+              <w:pStyle w:val="Compact"/>
+            </w:pPr>
+          </w:p>
+        </w:tc>
+        <w:tc>
+          <w:tcPr/>
+          <w:p>
+            <w:pPr>
+              <w:pStyle w:val="Compact"/>
+            </w:pPr>
+          </w:p>
+        </w:tc>
+      </w:tr>
+      <w:tr>
+        <w:tc>
+          <w:tcPr/>
+          <w:p>
+            <w:pPr>
+              <w:pStyle w:val="Compact"/>
+              <w:jc w:val="left"/>
+            </w:pPr>
+            <w:r>
+              <w:t xml:space="preserve">MMO License + Capital + Escrow</w:t>
+            </w:r>
+          </w:p>
+        </w:tc>
+        <w:tc>
+          <w:tcPr/>
+          <w:p>
+            <w:pPr>
+              <w:pStyle w:val="Compact"/>
+              <w:jc w:val="left"/>
+            </w:pPr>
+            <w:r>
+              <w:t xml:space="preserve">₦4,001,000,000</w:t>
+            </w:r>
+          </w:p>
+        </w:tc>
+        <w:tc>
+          <w:tcPr/>
+          <w:p>
+            <w:pPr>
+              <w:pStyle w:val="Compact"/>
+              <w:jc w:val="left"/>
+            </w:pPr>
+            <w:r>
+              <w:t xml:space="preserve">When transaction volume justifies; white-label MMO until then</w:t>
             </w:r>
           </w:p>
         </w:tc>
@@ -16056,9 +17166,9 @@
         </w:pict>
       </w:r>
     </w:p>
-    <w:bookmarkEnd w:id="79"/>
-    <w:bookmarkEnd w:id="80"/>
-    <w:bookmarkStart w:id="84" w:name="marketing-customer-acquisition"/>
+    <w:bookmarkEnd w:id="97"/>
+    <w:bookmarkEnd w:id="98"/>
+    <w:bookmarkStart w:id="108" w:name="marketing-customer-acquisition"/>
     <w:p>
       <w:pPr>
         <w:pStyle w:val="Heading2"/>
@@ -16067,7 +17177,117 @@
         <w:t xml:space="preserve">12. Marketing &amp; Customer Acquisition</w:t>
       </w:r>
     </w:p>
-    <w:bookmarkStart w:id="81" w:name="marketing-strategy"/>
+    <w:p>
+      <w:pPr>
+        <w:pStyle w:val="CaptionedFigure"/>
+      </w:pPr>
+      <w:r>
+        <w:drawing>
+          <wp:inline>
+            <wp:extent cx="5334000" cy="4558203"/>
+            <wp:effectExtent b="0" l="0" r="0" t="0"/>
+            <wp:docPr descr="Nigeria Market Entry Strategy" title="" id="100" name="Picture"/>
+            <a:graphic>
+              <a:graphicData uri="http://schemas.openxmlformats.org/drawingml/2006/picture">
+                <pic:pic>
+                  <pic:nvPicPr>
+                    <pic:cNvPr descr="proposal_images/market_entry_map.png" id="101" name="Picture"/>
+                    <pic:cNvPicPr>
+                      <a:picLocks noChangeArrowheads="1" noChangeAspect="1"/>
+                    </pic:cNvPicPr>
+                  </pic:nvPicPr>
+                  <pic:blipFill>
+                    <a:blip r:embed="rId99"/>
+                    <a:stretch>
+                      <a:fillRect/>
+                    </a:stretch>
+                  </pic:blipFill>
+                  <pic:spPr bwMode="auto">
+                    <a:xfrm>
+                      <a:off x="0" y="0"/>
+                      <a:ext cx="5334000" cy="4558203"/>
+                    </a:xfrm>
+                    <a:prstGeom prst="rect">
+                      <a:avLst/>
+                    </a:prstGeom>
+                    <a:noFill/>
+                    <a:ln w="9525">
+                      <a:noFill/>
+                      <a:headEnd/>
+                      <a:tailEnd/>
+                    </a:ln>
+                  </pic:spPr>
+                </pic:pic>
+              </a:graphicData>
+            </a:graphic>
+          </wp:inline>
+        </w:drawing>
+      </w:r>
+    </w:p>
+    <w:p>
+      <w:pPr>
+        <w:pStyle w:val="ImageCaption"/>
+      </w:pPr>
+      <w:r>
+        <w:t xml:space="preserve">Nigeria Market Entry Strategy</w:t>
+      </w:r>
+    </w:p>
+    <w:p>
+      <w:pPr>
+        <w:pStyle w:val="CaptionedFigure"/>
+      </w:pPr>
+      <w:r>
+        <w:drawing>
+          <wp:inline>
+            <wp:extent cx="5334000" cy="3016955"/>
+            <wp:effectExtent b="0" l="0" r="0" t="0"/>
+            <wp:docPr descr="Customer Journey &amp; Lock-In Flywheel" title="" id="103" name="Picture"/>
+            <a:graphic>
+              <a:graphicData uri="http://schemas.openxmlformats.org/drawingml/2006/picture">
+                <pic:pic>
+                  <pic:nvPicPr>
+                    <pic:cNvPr descr="proposal_images/customer_journey.png" id="104" name="Picture"/>
+                    <pic:cNvPicPr>
+                      <a:picLocks noChangeArrowheads="1" noChangeAspect="1"/>
+                    </pic:cNvPicPr>
+                  </pic:nvPicPr>
+                  <pic:blipFill>
+                    <a:blip r:embed="rId102"/>
+                    <a:stretch>
+                      <a:fillRect/>
+                    </a:stretch>
+                  </pic:blipFill>
+                  <pic:spPr bwMode="auto">
+                    <a:xfrm>
+                      <a:off x="0" y="0"/>
+                      <a:ext cx="5334000" cy="3016955"/>
+                    </a:xfrm>
+                    <a:prstGeom prst="rect">
+                      <a:avLst/>
+                    </a:prstGeom>
+                    <a:noFill/>
+                    <a:ln w="9525">
+                      <a:noFill/>
+                      <a:headEnd/>
+                      <a:tailEnd/>
+                    </a:ln>
+                  </pic:spPr>
+                </pic:pic>
+              </a:graphicData>
+            </a:graphic>
+          </wp:inline>
+        </w:drawing>
+      </w:r>
+    </w:p>
+    <w:p>
+      <w:pPr>
+        <w:pStyle w:val="ImageCaption"/>
+      </w:pPr>
+      <w:r>
+        <w:t xml:space="preserve">Customer Journey &amp; Lock-In Flywheel</w:t>
+      </w:r>
+    </w:p>
+    <w:bookmarkStart w:id="105" w:name="marketing-strategy"/>
     <w:p>
       <w:pPr>
         <w:pStyle w:val="Heading3"/>
@@ -16382,8 +17602,8 @@
         </w:tc>
       </w:tr>
     </w:tbl>
-    <w:bookmarkEnd w:id="81"/>
-    <w:bookmarkStart w:id="82" w:name="customer-acquisition-cost-targets"/>
+    <w:bookmarkEnd w:id="105"/>
+    <w:bookmarkStart w:id="106" w:name="customer-acquisition-cost-targets"/>
     <w:p>
       <w:pPr>
         <w:pStyle w:val="Heading3"/>
@@ -16659,8 +17879,8 @@
         </w:tc>
       </w:tr>
     </w:tbl>
-    <w:bookmarkEnd w:id="82"/>
-    <w:bookmarkStart w:id="83" w:name="market-entry-tactics-nigeria-specific"/>
+    <w:bookmarkEnd w:id="106"/>
+    <w:bookmarkStart w:id="107" w:name="market-entry-tactics-nigeria-specific"/>
     <w:p>
       <w:pPr>
         <w:pStyle w:val="Heading3"/>
@@ -16920,9 +18140,9 @@
         </w:pict>
       </w:r>
     </w:p>
-    <w:bookmarkEnd w:id="83"/>
-    <w:bookmarkEnd w:id="84"/>
-    <w:bookmarkStart w:id="88" w:name="revenue-model-financial-projections"/>
+    <w:bookmarkEnd w:id="107"/>
+    <w:bookmarkEnd w:id="108"/>
+    <w:bookmarkStart w:id="118" w:name="revenue-model-financial-projections"/>
     <w:p>
       <w:pPr>
         <w:pStyle w:val="Heading2"/>
@@ -16931,7 +18151,62 @@
         <w:t xml:space="preserve">13. Revenue Model &amp; Financial Projections</w:t>
       </w:r>
     </w:p>
-    <w:bookmarkStart w:id="85" w:name="revenue-streams"/>
+    <w:p>
+      <w:pPr>
+        <w:pStyle w:val="CaptionedFigure"/>
+      </w:pPr>
+      <w:r>
+        <w:drawing>
+          <wp:inline>
+            <wp:extent cx="5334000" cy="2596194"/>
+            <wp:effectExtent b="0" l="0" r="0" t="0"/>
+            <wp:docPr descr="Revenue Streams Breakdown" title="" id="110" name="Picture"/>
+            <a:graphic>
+              <a:graphicData uri="http://schemas.openxmlformats.org/drawingml/2006/picture">
+                <pic:pic>
+                  <pic:nvPicPr>
+                    <pic:cNvPr descr="proposal_images/revenue_streams.png" id="111" name="Picture"/>
+                    <pic:cNvPicPr>
+                      <a:picLocks noChangeArrowheads="1" noChangeAspect="1"/>
+                    </pic:cNvPicPr>
+                  </pic:nvPicPr>
+                  <pic:blipFill>
+                    <a:blip r:embed="rId109"/>
+                    <a:stretch>
+                      <a:fillRect/>
+                    </a:stretch>
+                  </pic:blipFill>
+                  <pic:spPr bwMode="auto">
+                    <a:xfrm>
+                      <a:off x="0" y="0"/>
+                      <a:ext cx="5334000" cy="2596194"/>
+                    </a:xfrm>
+                    <a:prstGeom prst="rect">
+                      <a:avLst/>
+                    </a:prstGeom>
+                    <a:noFill/>
+                    <a:ln w="9525">
+                      <a:noFill/>
+                      <a:headEnd/>
+                      <a:tailEnd/>
+                    </a:ln>
+                  </pic:spPr>
+                </pic:pic>
+              </a:graphicData>
+            </a:graphic>
+          </wp:inline>
+        </w:drawing>
+      </w:r>
+    </w:p>
+    <w:p>
+      <w:pPr>
+        <w:pStyle w:val="ImageCaption"/>
+      </w:pPr>
+      <w:r>
+        <w:t xml:space="preserve">Revenue Streams Breakdown</w:t>
+      </w:r>
+    </w:p>
+    <w:bookmarkStart w:id="112" w:name="revenue-streams"/>
     <w:p>
       <w:pPr>
         <w:pStyle w:val="Heading3"/>
@@ -17435,8 +18710,8 @@
         </w:tc>
       </w:tr>
     </w:tbl>
-    <w:bookmarkEnd w:id="85"/>
-    <w:bookmarkStart w:id="86" w:name="month-revenue-projection"/>
+    <w:bookmarkEnd w:id="112"/>
+    <w:bookmarkStart w:id="116" w:name="month-revenue-projection"/>
     <w:p>
       <w:pPr>
         <w:pStyle w:val="Heading3"/>
@@ -18884,8 +20159,63 @@
         </w:tc>
       </w:tr>
     </w:tbl>
-    <w:bookmarkEnd w:id="86"/>
-    <w:bookmarkStart w:id="87" w:name="path-to-profitability"/>
+    <w:p>
+      <w:pPr>
+        <w:pStyle w:val="CaptionedFigure"/>
+      </w:pPr>
+      <w:r>
+        <w:drawing>
+          <wp:inline>
+            <wp:extent cx="5334000" cy="2638818"/>
+            <wp:effectExtent b="0" l="0" r="0" t="0"/>
+            <wp:docPr descr="Revenue vs Expenses" title="" id="114" name="Picture"/>
+            <a:graphic>
+              <a:graphicData uri="http://schemas.openxmlformats.org/drawingml/2006/picture">
+                <pic:pic>
+                  <pic:nvPicPr>
+                    <pic:cNvPr descr="proposal_images/revenue_projection.png" id="115" name="Picture"/>
+                    <pic:cNvPicPr>
+                      <a:picLocks noChangeArrowheads="1" noChangeAspect="1"/>
+                    </pic:cNvPicPr>
+                  </pic:nvPicPr>
+                  <pic:blipFill>
+                    <a:blip r:embed="rId113"/>
+                    <a:stretch>
+                      <a:fillRect/>
+                    </a:stretch>
+                  </pic:blipFill>
+                  <pic:spPr bwMode="auto">
+                    <a:xfrm>
+                      <a:off x="0" y="0"/>
+                      <a:ext cx="5334000" cy="2638818"/>
+                    </a:xfrm>
+                    <a:prstGeom prst="rect">
+                      <a:avLst/>
+                    </a:prstGeom>
+                    <a:noFill/>
+                    <a:ln w="9525">
+                      <a:noFill/>
+                      <a:headEnd/>
+                      <a:tailEnd/>
+                    </a:ln>
+                  </pic:spPr>
+                </pic:pic>
+              </a:graphicData>
+            </a:graphic>
+          </wp:inline>
+        </w:drawing>
+      </w:r>
+    </w:p>
+    <w:p>
+      <w:pPr>
+        <w:pStyle w:val="ImageCaption"/>
+      </w:pPr>
+      <w:r>
+        <w:t xml:space="preserve">Revenue vs Expenses</w:t>
+      </w:r>
+    </w:p>
+    <w:bookmarkEnd w:id="116"/>
+    <w:bookmarkStart w:id="117" w:name="path-to-profitability"/>
     <w:p>
       <w:pPr>
         <w:pStyle w:val="Heading3"/>
@@ -18987,15 +20317,70 @@
         </w:pict>
       </w:r>
     </w:p>
-    <w:bookmarkEnd w:id="87"/>
-    <w:bookmarkEnd w:id="88"/>
-    <w:bookmarkStart w:id="90" w:name="risk-analysis-mitigation"/>
+    <w:bookmarkEnd w:id="117"/>
+    <w:bookmarkEnd w:id="118"/>
+    <w:bookmarkStart w:id="123" w:name="risk-analysis-mitigation"/>
     <w:p>
       <w:pPr>
         <w:pStyle w:val="Heading2"/>
       </w:pPr>
       <w:r>
         <w:t xml:space="preserve">14. Risk Analysis &amp; Mitigation</w:t>
+      </w:r>
+    </w:p>
+    <w:p>
+      <w:pPr>
+        <w:pStyle w:val="CaptionedFigure"/>
+      </w:pPr>
+      <w:r>
+        <w:drawing>
+          <wp:inline>
+            <wp:extent cx="5334000" cy="3794082"/>
+            <wp:effectExtent b="0" l="0" r="0" t="0"/>
+            <wp:docPr descr="Risk Assessment Heat Map" title="" id="120" name="Picture"/>
+            <a:graphic>
+              <a:graphicData uri="http://schemas.openxmlformats.org/drawingml/2006/picture">
+                <pic:pic>
+                  <pic:nvPicPr>
+                    <pic:cNvPr descr="proposal_images/risk_heatmap.png" id="121" name="Picture"/>
+                    <pic:cNvPicPr>
+                      <a:picLocks noChangeArrowheads="1" noChangeAspect="1"/>
+                    </pic:cNvPicPr>
+                  </pic:nvPicPr>
+                  <pic:blipFill>
+                    <a:blip r:embed="rId119"/>
+                    <a:stretch>
+                      <a:fillRect/>
+                    </a:stretch>
+                  </pic:blipFill>
+                  <pic:spPr bwMode="auto">
+                    <a:xfrm>
+                      <a:off x="0" y="0"/>
+                      <a:ext cx="5334000" cy="3794082"/>
+                    </a:xfrm>
+                    <a:prstGeom prst="rect">
+                      <a:avLst/>
+                    </a:prstGeom>
+                    <a:noFill/>
+                    <a:ln w="9525">
+                      <a:noFill/>
+                      <a:headEnd/>
+                      <a:tailEnd/>
+                    </a:ln>
+                  </pic:spPr>
+                </pic:pic>
+              </a:graphicData>
+            </a:graphic>
+          </wp:inline>
+        </w:drawing>
+      </w:r>
+    </w:p>
+    <w:p>
+      <w:pPr>
+        <w:pStyle w:val="ImageCaption"/>
+      </w:pPr>
+      <w:r>
+        <w:t xml:space="preserve">Risk Assessment Heat Map</w:t>
       </w:r>
     </w:p>
     <w:tbl>
@@ -19738,7 +21123,7 @@
         </w:tc>
       </w:tr>
     </w:tbl>
-    <w:bookmarkStart w:id="89" w:name="kill-switch-rules"/>
+    <w:bookmarkStart w:id="122" w:name="kill-switch-rules"/>
     <w:p>
       <w:pPr>
         <w:pStyle w:val="Heading3"/>
@@ -19842,9 +21227,9 @@
         </w:pict>
       </w:r>
     </w:p>
-    <w:bookmarkEnd w:id="89"/>
-    <w:bookmarkEnd w:id="90"/>
-    <w:bookmarkStart w:id="94" w:name="equity-governance"/>
+    <w:bookmarkEnd w:id="122"/>
+    <w:bookmarkEnd w:id="123"/>
+    <w:bookmarkStart w:id="127" w:name="equity-governance"/>
     <w:p>
       <w:pPr>
         <w:pStyle w:val="Heading2"/>
@@ -19853,7 +21238,7 @@
         <w:t xml:space="preserve">15. Equity &amp; Governance</w:t>
       </w:r>
     </w:p>
-    <w:bookmarkStart w:id="91" w:name="proposed-equity-structure"/>
+    <w:bookmarkStart w:id="124" w:name="proposed-equity-structure"/>
     <w:p>
       <w:pPr>
         <w:pStyle w:val="Heading3"/>
@@ -20068,8 +21453,8 @@
         </w:tc>
       </w:tr>
     </w:tbl>
-    <w:bookmarkEnd w:id="91"/>
-    <w:bookmarkStart w:id="92" w:name="governance"/>
+    <w:bookmarkEnd w:id="124"/>
+    <w:bookmarkStart w:id="125" w:name="governance"/>
     <w:p>
       <w:pPr>
         <w:pStyle w:val="Heading3"/>
@@ -20209,8 +21594,8 @@
         </w:tc>
       </w:tr>
     </w:tbl>
-    <w:bookmarkEnd w:id="92"/>
-    <w:bookmarkStart w:id="93" w:name="investor-protection"/>
+    <w:bookmarkEnd w:id="125"/>
+    <w:bookmarkStart w:id="126" w:name="investor-protection"/>
     <w:p>
       <w:pPr>
         <w:pStyle w:val="Heading3"/>
@@ -20286,9 +21671,9 @@
         </w:pict>
       </w:r>
     </w:p>
-    <w:bookmarkEnd w:id="93"/>
-    <w:bookmarkEnd w:id="94"/>
-    <w:bookmarkStart w:id="97" w:name="key-performance-indicators"/>
+    <w:bookmarkEnd w:id="126"/>
+    <w:bookmarkEnd w:id="127"/>
+    <w:bookmarkStart w:id="130" w:name="key-performance-indicators"/>
     <w:p>
       <w:pPr>
         <w:pStyle w:val="Heading2"/>
@@ -20297,7 +21682,7 @@
         <w:t xml:space="preserve">16. Key Performance Indicators</w:t>
       </w:r>
     </w:p>
-    <w:bookmarkStart w:id="95" w:name="company-level-kpis-monthly-board-review"/>
+    <w:bookmarkStart w:id="128" w:name="company-level-kpis-monthly-board-review"/>
     <w:p>
       <w:pPr>
         <w:pStyle w:val="Heading3"/>
@@ -20873,8 +22258,8 @@
         </w:tc>
       </w:tr>
     </w:tbl>
-    <w:bookmarkEnd w:id="95"/>
-    <w:bookmarkStart w:id="96" w:name="role-specific-kpis"/>
+    <w:bookmarkEnd w:id="128"/>
+    <w:bookmarkStart w:id="129" w:name="role-specific-kpis"/>
     <w:p>
       <w:pPr>
         <w:pStyle w:val="Heading3"/>
@@ -21061,9 +22446,9 @@
         </w:pict>
       </w:r>
     </w:p>
-    <w:bookmarkEnd w:id="96"/>
-    <w:bookmarkEnd w:id="97"/>
-    <w:bookmarkStart w:id="98" w:name="use-of-funds-summary"/>
+    <w:bookmarkEnd w:id="129"/>
+    <w:bookmarkEnd w:id="130"/>
+    <w:bookmarkStart w:id="131" w:name="use-of-funds-summary"/>
     <w:p>
       <w:pPr>
         <w:pStyle w:val="Heading2"/>
@@ -21585,8 +22970,8 @@
         </w:pict>
       </w:r>
     </w:p>
-    <w:bookmarkEnd w:id="98"/>
-    <w:bookmarkStart w:id="102" w:name="appendix"/>
+    <w:bookmarkEnd w:id="131"/>
+    <w:bookmarkStart w:id="138" w:name="appendix"/>
     <w:p>
       <w:pPr>
         <w:pStyle w:val="Heading2"/>
@@ -21595,7 +22980,7 @@
         <w:t xml:space="preserve">18. Appendix</w:t>
       </w:r>
     </w:p>
-    <w:bookmarkStart w:id="99" w:name="a.-competitor-landscape"/>
+    <w:bookmarkStart w:id="132" w:name="a.-competitor-landscape"/>
     <w:p>
       <w:pPr>
         <w:pStyle w:val="Heading3"/>
@@ -21848,14 +23233,69 @@
         </w:tc>
       </w:tr>
     </w:tbl>
-    <w:bookmarkEnd w:id="99"/>
-    <w:bookmarkStart w:id="100" w:name="b.-15-year-vision-summary"/>
+    <w:bookmarkEnd w:id="132"/>
+    <w:bookmarkStart w:id="136" w:name="b.-15-year-vertical-expansion-blueprint"/>
     <w:p>
       <w:pPr>
         <w:pStyle w:val="Heading3"/>
       </w:pPr>
       <w:r>
-        <w:t xml:space="preserve">B. 15-Year Vision Summary</w:t>
+        <w:t xml:space="preserve">B. 15-Year Vertical Expansion Blueprint</w:t>
+      </w:r>
+    </w:p>
+    <w:p>
+      <w:pPr>
+        <w:pStyle w:val="CaptionedFigure"/>
+      </w:pPr>
+      <w:r>
+        <w:drawing>
+          <wp:inline>
+            <wp:extent cx="5334000" cy="3267766"/>
+            <wp:effectExtent b="0" l="0" r="0" t="0"/>
+            <wp:docPr descr="15-Year Expansion Blueprint" title="" id="134" name="Picture"/>
+            <a:graphic>
+              <a:graphicData uri="http://schemas.openxmlformats.org/drawingml/2006/picture">
+                <pic:pic>
+                  <pic:nvPicPr>
+                    <pic:cNvPr descr="proposal_images/15_year_expansion.png" id="135" name="Picture"/>
+                    <pic:cNvPicPr>
+                      <a:picLocks noChangeArrowheads="1" noChangeAspect="1"/>
+                    </pic:cNvPicPr>
+                  </pic:nvPicPr>
+                  <pic:blipFill>
+                    <a:blip r:embed="rId133"/>
+                    <a:stretch>
+                      <a:fillRect/>
+                    </a:stretch>
+                  </pic:blipFill>
+                  <pic:spPr bwMode="auto">
+                    <a:xfrm>
+                      <a:off x="0" y="0"/>
+                      <a:ext cx="5334000" cy="3267766"/>
+                    </a:xfrm>
+                    <a:prstGeom prst="rect">
+                      <a:avLst/>
+                    </a:prstGeom>
+                    <a:noFill/>
+                    <a:ln w="9525">
+                      <a:noFill/>
+                      <a:headEnd/>
+                      <a:tailEnd/>
+                    </a:ln>
+                  </pic:spPr>
+                </pic:pic>
+              </a:graphicData>
+            </a:graphic>
+          </wp:inline>
+        </w:drawing>
+      </w:r>
+    </w:p>
+    <w:p>
+      <w:pPr>
+        <w:pStyle w:val="ImageCaption"/>
+      </w:pPr>
+      <w:r>
+        <w:t xml:space="preserve">15-Year Expansion Blueprint</w:t>
       </w:r>
     </w:p>
     <w:tbl>
@@ -21866,10 +23306,11 @@
         <w:jc w:val="start"/>
       </w:tblPr>
       <w:tblGrid>
-        <w:gridCol w:w="1498"/>
-        <w:gridCol w:w="1498"/>
-        <w:gridCol w:w="1498"/>
-        <w:gridCol w:w="3424"/>
+        <w:gridCol w:w="972"/>
+        <w:gridCol w:w="972"/>
+        <w:gridCol w:w="1528"/>
+        <w:gridCol w:w="2223"/>
+        <w:gridCol w:w="2223"/>
       </w:tblGrid>
       <w:tr>
         <w:trPr>
@@ -21907,32 +23348,48 @@
               <w:jc w:val="left"/>
             </w:pPr>
             <w:r>
-              <w:t xml:space="preserve">Scope</w:t>
-            </w:r>
-          </w:p>
-        </w:tc>
-        <w:tc>
-          <w:tcPr/>
-          <w:p>
-            <w:pPr>
-              <w:pStyle w:val="Compact"/>
-              <w:jc w:val="left"/>
-            </w:pPr>
-            <w:r>
-              <w:t xml:space="preserve">Revenue Target</w:t>
-            </w:r>
-          </w:p>
-        </w:tc>
-      </w:tr>
-      <w:tr>
-        <w:tc>
-          <w:tcPr/>
-          <w:p>
-            <w:pPr>
-              <w:pStyle w:val="Compact"/>
-              <w:jc w:val="left"/>
-            </w:pPr>
-            <w:r>
+              <w:t xml:space="preserve">Geography</w:t>
+            </w:r>
+          </w:p>
+        </w:tc>
+        <w:tc>
+          <w:tcPr/>
+          <w:p>
+            <w:pPr>
+              <w:pStyle w:val="Compact"/>
+              <w:jc w:val="left"/>
+            </w:pPr>
+            <w:r>
+              <w:t xml:space="preserve">Verticals Added</w:t>
+            </w:r>
+          </w:p>
+        </w:tc>
+        <w:tc>
+          <w:tcPr/>
+          <w:p>
+            <w:pPr>
+              <w:pStyle w:val="Compact"/>
+              <w:jc w:val="left"/>
+            </w:pPr>
+            <w:r>
+              <w:t xml:space="preserve">Key Milestones</w:t>
+            </w:r>
+          </w:p>
+        </w:tc>
+      </w:tr>
+      <w:tr>
+        <w:tc>
+          <w:tcPr/>
+          <w:p>
+            <w:pPr>
+              <w:pStyle w:val="Compact"/>
+              <w:jc w:val="left"/>
+            </w:pPr>
+            <w:r>
+              <w:rPr>
+                <w:bCs/>
+                <w:b/>
+              </w:rPr>
               <w:t xml:space="preserve">Foundation</w:t>
             </w:r>
           </w:p>
@@ -21969,21 +23426,37 @@
               <w:jc w:val="left"/>
             </w:pPr>
             <w:r>
-              <w:t xml:space="preserve">₦1.5B+</w:t>
-            </w:r>
-          </w:p>
-        </w:tc>
-      </w:tr>
-      <w:tr>
-        <w:tc>
-          <w:tcPr/>
-          <w:p>
-            <w:pPr>
-              <w:pStyle w:val="Compact"/>
-              <w:jc w:val="left"/>
-            </w:pPr>
-            <w:r>
-              <w:t xml:space="preserve">West Africa</w:t>
+              <w:t xml:space="preserve">Commerce &amp; POS, IoT &amp; Smart Systems, Payments (via PSP), Spoke-Hub Logistics, Smart Home &amp; Electrical, Smart Water Controllers, Learning Tablets, Energy Storage</w:t>
+            </w:r>
+          </w:p>
+        </w:tc>
+        <w:tc>
+          <w:tcPr/>
+          <w:p>
+            <w:pPr>
+              <w:pStyle w:val="Compact"/>
+              <w:jc w:val="left"/>
+            </w:pPr>
+            <w:r>
+              <w:t xml:space="preserve">ERP at 3,000+ merchants, 800+ IoT devices, own PSSP/PTSP licenses obtained</w:t>
+            </w:r>
+          </w:p>
+        </w:tc>
+      </w:tr>
+      <w:tr>
+        <w:tc>
+          <w:tcPr/>
+          <w:p>
+            <w:pPr>
+              <w:pStyle w:val="Compact"/>
+              <w:jc w:val="left"/>
+            </w:pPr>
+            <w:r>
+              <w:rPr>
+                <w:bCs/>
+                <w:b/>
+              </w:rPr>
+              <w:t xml:space="preserve">Expansion</w:t>
             </w:r>
           </w:p>
         </w:tc>
@@ -22007,33 +23480,49 @@
               <w:jc w:val="left"/>
             </w:pPr>
             <w:r>
-              <w:t xml:space="preserve">Ghana, Cote d’Ivoire, Kenya</w:t>
-            </w:r>
-          </w:p>
-        </w:tc>
-        <w:tc>
-          <w:tcPr/>
-          <w:p>
-            <w:pPr>
-              <w:pStyle w:val="Compact"/>
-              <w:jc w:val="left"/>
-            </w:pPr>
-            <w:r>
-              <w:t xml:space="preserve">₦4B+</w:t>
-            </w:r>
-          </w:p>
-        </w:tc>
-      </w:tr>
-      <w:tr>
-        <w:tc>
-          <w:tcPr/>
-          <w:p>
-            <w:pPr>
-              <w:pStyle w:val="Compact"/>
-              <w:jc w:val="left"/>
-            </w:pPr>
-            <w:r>
-              <w:t xml:space="preserve">Multi-Vertical Scale</w:t>
+              <w:t xml:space="preserve">West Africa (Ghana, Ivory Coast, Kenya)</w:t>
+            </w:r>
+          </w:p>
+        </w:tc>
+        <w:tc>
+          <w:tcPr/>
+          <w:p>
+            <w:pPr>
+              <w:pStyle w:val="Compact"/>
+              <w:jc w:val="left"/>
+            </w:pPr>
+            <w:r>
+              <w:t xml:space="preserve">Energy (Solar/Mini-Grid), Agriculture (Smart Farming), Water (Utility-Scale), Smart Cities (Estate Mgmt), Own PSSP/PTSP/MMO</w:t>
+            </w:r>
+          </w:p>
+        </w:tc>
+        <w:tc>
+          <w:tcPr/>
+          <w:p>
+            <w:pPr>
+              <w:pStyle w:val="Compact"/>
+              <w:jc w:val="left"/>
+            </w:pPr>
+            <w:r>
+              <w:t xml:space="preserve">Multi-country operations, 10+ verticals, installer ecosystem launched</w:t>
+            </w:r>
+          </w:p>
+        </w:tc>
+      </w:tr>
+      <w:tr>
+        <w:tc>
+          <w:tcPr/>
+          <w:p>
+            <w:pPr>
+              <w:pStyle w:val="Compact"/>
+              <w:jc w:val="left"/>
+            </w:pPr>
+            <w:r>
+              <w:rPr>
+                <w:bCs/>
+                <w:b/>
+              </w:rPr>
+              <w:t xml:space="preserve">Multi-Vertical</w:t>
             </w:r>
           </w:p>
         </w:tc>
@@ -22057,33 +23546,49 @@
               <w:jc w:val="left"/>
             </w:pPr>
             <w:r>
-              <w:t xml:space="preserve">8–10 countries, 16 verticals</w:t>
-            </w:r>
-          </w:p>
-        </w:tc>
-        <w:tc>
-          <w:tcPr/>
-          <w:p>
-            <w:pPr>
-              <w:pStyle w:val="Compact"/>
-              <w:jc w:val="left"/>
-            </w:pPr>
-            <w:r>
-              <w:t xml:space="preserve">₦15B+</w:t>
-            </w:r>
-          </w:p>
-        </w:tc>
-      </w:tr>
-      <w:tr>
-        <w:tc>
-          <w:tcPr/>
-          <w:p>
-            <w:pPr>
-              <w:pStyle w:val="Compact"/>
-              <w:jc w:val="left"/>
-            </w:pPr>
-            <w:r>
-              <w:t xml:space="preserve">Pan-African Infrastructure</w:t>
+              <w:t xml:space="preserve">8–10 African countries</w:t>
+            </w:r>
+          </w:p>
+        </w:tc>
+        <w:tc>
+          <w:tcPr/>
+          <w:p>
+            <w:pPr>
+              <w:pStyle w:val="Compact"/>
+              <w:jc w:val="left"/>
+            </w:pPr>
+            <w:r>
+              <w:t xml:space="preserve">Mobility &amp; Fleet Tracking, Telecom Integration, Government &amp; Utility Partnerships, Insurance (InsurTech), Certified Installer Network</w:t>
+            </w:r>
+          </w:p>
+        </w:tc>
+        <w:tc>
+          <w:tcPr/>
+          <w:p>
+            <w:pPr>
+              <w:pStyle w:val="Compact"/>
+              <w:jc w:val="left"/>
+            </w:pPr>
+            <w:r>
+              <w:t xml:space="preserve">Cross-border trade platform, government contracts, 12+ verticals</w:t>
+            </w:r>
+          </w:p>
+        </w:tc>
+      </w:tr>
+      <w:tr>
+        <w:tc>
+          <w:tcPr/>
+          <w:p>
+            <w:pPr>
+              <w:pStyle w:val="Compact"/>
+              <w:jc w:val="left"/>
+            </w:pPr>
+            <w:r>
+              <w:rPr>
+                <w:bCs/>
+                <w:b/>
+              </w:rPr>
+              <w:t xml:space="preserve">Pan-African Dominance</w:t>
             </w:r>
           </w:p>
         </w:tc>
@@ -22107,26 +23612,56 @@
               <w:jc w:val="left"/>
             </w:pPr>
             <w:r>
-              <w:t xml:space="preserve">15+ countries, sovereign cloud</w:t>
-            </w:r>
-          </w:p>
-        </w:tc>
-        <w:tc>
-          <w:tcPr/>
-          <w:p>
-            <w:pPr>
-              <w:pStyle w:val="Compact"/>
-              <w:jc w:val="left"/>
-            </w:pPr>
-            <w:r>
-              <w:t xml:space="preserve">₦40B+</w:t>
+              <w:t xml:space="preserve">15+ countries</w:t>
+            </w:r>
+          </w:p>
+        </w:tc>
+        <w:tc>
+          <w:tcPr/>
+          <w:p>
+            <w:pPr>
+              <w:pStyle w:val="Compact"/>
+              <w:jc w:val="left"/>
+            </w:pPr>
+            <w:r>
+              <w:t xml:space="preserve">Sovereign Cloud Infrastructure, Embedded Fintech (Loans/Credit), Digital Identity, Cross-Border Trade Platform, Developer Platform &amp; Open API Ecosystem</w:t>
+            </w:r>
+          </w:p>
+        </w:tc>
+        <w:tc>
+          <w:tcPr/>
+          <w:p>
+            <w:pPr>
+              <w:pStyle w:val="Compact"/>
+              <w:jc w:val="left"/>
+            </w:pPr>
+            <w:r>
+              <w:t xml:space="preserve">Pan-African infrastructure OS, developer marketplace, data services</w:t>
             </w:r>
           </w:p>
         </w:tc>
       </w:tr>
     </w:tbl>
-    <w:bookmarkEnd w:id="100"/>
-    <w:bookmarkStart w:id="101" w:name="c.-contact"/>
+    <w:p>
+      <w:pPr>
+        <w:pStyle w:val="BlockText"/>
+      </w:pPr>
+      <w:r>
+        <w:rPr>
+          <w:bCs/>
+          <w:b/>
+        </w:rPr>
+        <w:t xml:space="preserve">Note:</w:t>
+      </w:r>
+      <w:r>
+        <w:t xml:space="preserve"> </w:t>
+      </w:r>
+      <w:r>
+        <w:t xml:space="preserve">Revenue projections for years 4-15 are not included as they depend on market conditions, regulatory environments, and capital availability at each phase. PECH will publish updated projections at the end of each phase based on actual performance data.</w:t>
+      </w:r>
+    </w:p>
+    <w:bookmarkEnd w:id="136"/>
+    <w:bookmarkStart w:id="137" w:name="c.-contact"/>
     <w:p>
       <w:pPr>
         <w:pStyle w:val="Heading3"/>
@@ -22178,9 +23713,9 @@
         <w:t xml:space="preserve">This document is confidential and intended solely for the use of prospective investors and strategic partners of PECH Group Holdings Ltd. Unauthorized distribution is prohibited.</w:t>
       </w:r>
     </w:p>
-    <w:bookmarkEnd w:id="101"/>
-    <w:bookmarkEnd w:id="102"/>
-    <w:bookmarkEnd w:id="103"/>
+    <w:bookmarkEnd w:id="137"/>
+    <w:bookmarkEnd w:id="138"/>
+    <w:bookmarkEnd w:id="139"/>
     <w:sectPr/>
   </w:body>
 </w:document>

--- a/PECH_INVESTOR_VERSION.docx
+++ b/PECH_INVESTOR_VERSION.docx
@@ -26075,7 +26075,14 @@
     <w:bookmarkEnd w:id="143"/>
     <w:bookmarkEnd w:id="144"/>
     <w:bookmarkEnd w:id="145"/>
-    <w:sectPr/>
+    <w:sectPr>
+      <w:pgBorders w:offsetFrom="page">
+        <w:top w:val="single" w:sz="18" w:space="24" w:color="00BFFF"/>
+        <w:left w:val="single" w:sz="18" w:space="24" w:color="0099CC"/>
+        <w:bottom w:val="single" w:sz="18" w:space="24" w:color="F5A623"/>
+        <w:right w:val="single" w:sz="18" w:space="24" w:color="E08A00"/>
+      </w:pgBorders>
+    </w:sectPr>
   </w:body>
 </w:document>
 </file>

--- a/PECH_INVESTOR_VERSION.docx
+++ b/PECH_INVESTOR_VERSION.docx
@@ -58,142 +58,58 @@
         <w:spacing w:after="0"/>
       </w:pPr>
     </w:p>
-    <w:bookmarkStart w:id="145" w:name="Xa55fa68ae32dba401deef5ca8fe3239361f8a91"/>
-    <w:p>
-      <w:pPr>
-        <w:pStyle w:val="Heading1"/>
-        <w:rPr>
-          <w:color w:val="0099CC"/>
-        </w:rPr>
-        <w:pBdr>
-          <w:bottom w:val="single" w:sz="18" w:space="2" w:color="F5A623"/>
-        </w:pBdr>
-      </w:pPr>
-      <w:r>
-        <w:rPr>
-          <w:b/>
-          <w:color w:val="0099CC"/>
-          <w:sz w:val="44"/>
-        </w:rPr>
-        <w:t xml:space="preserve">PECH: Africa’s Commerce &amp; Infrastructure Operating System</w:t>
-      </w:r>
-    </w:p>
-    <w:bookmarkStart w:id="20" w:name="Xb4935485b437456d5978f8b1610a7645695b6a2"/>
-    <w:p>
-      <w:pPr>
-        <w:pBdr>
-          <w:top w:val="single" w:sz="18" w:space="1" w:color="F5A623"/>
-          <w:bottom w:val="single" w:sz="6" w:space="1" w:color="0099CC"/>
-        </w:pBdr>
-        <w:spacing w:before="200" w:after="200"/>
-      </w:pPr>
-    </w:p>
-    <w:p>
-      <w:pPr>
-        <w:pStyle w:val="Heading2"/>
-        <w:rPr>
-          <w:color w:val="0099CC"/>
-        </w:rPr>
-        <w:pBdr>
-          <w:bottom w:val="single" w:sz="6" w:space="2" w:color="00BFFF"/>
-        </w:pBdr>
-      </w:pPr>
-      <w:r>
-        <w:rPr>
-          <w:b/>
-          <w:color w:val="0099CC"/>
-          <w:sz w:val="32"/>
-        </w:rPr>
-        <w:t xml:space="preserve">₦250M Capital Deployment Plan — 24-Month Operational Roadmap</w:t>
-      </w:r>
-    </w:p>
-    <w:p>
-      <w:r>
-        <w:pict>
-          <v:rect style="width:0;height:1.5pt" o:hralign="center" o:hrstd="t" o:hr="t"/>
-        </w:pict>
-      </w:r>
-    </w:p>
     <w:p>
       <w:pPr>
         <w:pStyle w:val="FirstParagraph"/>
       </w:pPr>
       <w:r>
-        <w:rPr>
-          <w:bCs/>
-          <w:b/>
-        </w:rPr>
-        <w:t xml:space="preserve">Prepared by:</w:t>
-      </w:r>
+        <w:t xml:space="preserve">📊</w:t>
+      </w:r>
+    </w:p>
+    <w:p>
+      <w:pPr>
+        <w:pStyle w:val="BodyText"/>
+      </w:pPr>
+      <w:r>
+        <w:t xml:space="preserve">PECH: Africa’s Commerce &amp; Infrastructure OS</w:t>
+      </w:r>
+    </w:p>
+    <w:p>
+      <w:pPr>
+        <w:pStyle w:val="BodyText"/>
+      </w:pPr>
+      <w:r>
+        <w:t xml:space="preserve">₦250M Capital Deployment Plan — Investor Edition</w:t>
+      </w:r>
+    </w:p>
+    <w:p>
+      <w:pPr>
+        <w:pStyle w:val="BodyText"/>
+      </w:pPr>
+      <w:r>
+        <w:t xml:space="preserve">24-Month Operational Roadmap</w:t>
+      </w:r>
+    </w:p>
+    <w:p>
+      <w:pPr>
+        <w:pStyle w:val="BodyText"/>
+      </w:pPr>
       <w:r>
         <w:t xml:space="preserve"> </w:t>
       </w:r>
-      <w:r>
-        <w:t xml:space="preserve">PECH Group Holdings Ltd</w:t>
-      </w:r>
+    </w:p>
+    <w:p>
+      <w:pPr>
+        <w:pStyle w:val="BodyText"/>
+      </w:pPr>
       <w:r>
         <w:t xml:space="preserve"> </w:t>
       </w:r>
       <w:r>
-        <w:rPr>
-          <w:bCs/>
-          <w:b/>
-        </w:rPr>
-        <w:t xml:space="preserve">Date:</w:t>
-      </w:r>
-      <w:r>
         <w:t xml:space="preserve"> </w:t>
       </w:r>
       <w:r>
-        <w:t xml:space="preserve">March 2026</w:t>
-      </w:r>
-      <w:r>
         <w:t xml:space="preserve"> </w:t>
-      </w:r>
-      <w:r>
-        <w:rPr>
-          <w:bCs/>
-          <w:b/>
-        </w:rPr>
-        <w:t xml:space="preserve">Capital Requirement:</w:t>
-      </w:r>
-      <w:r>
-        <w:t xml:space="preserve"> </w:t>
-      </w:r>
-      <w:r>
-        <w:t xml:space="preserve">₦250,000,000 (Two Hundred and Fifty Million Naira)</w:t>
-      </w:r>
-      <w:r>
-        <w:t xml:space="preserve"> </w:t>
-      </w:r>
-      <w:r>
-        <w:rPr>
-          <w:bCs/>
-          <w:b/>
-        </w:rPr>
-        <w:t xml:space="preserve">Deployment Period:</w:t>
-      </w:r>
-      <w:r>
-        <w:t xml:space="preserve"> </w:t>
-      </w:r>
-      <w:r>
-        <w:t xml:space="preserve">24 Months (March 2026 — February 2028)</w:t>
-      </w:r>
-      <w:r>
-        <w:t xml:space="preserve"> </w:t>
-      </w:r>
-      <w:r>
-        <w:rPr>
-          <w:bCs/>
-          <w:b/>
-        </w:rPr>
-        <w:t xml:space="preserve">Confidentiality:</w:t>
-      </w:r>
-      <w:r>
-        <w:t xml:space="preserve"> </w:t>
-      </w:r>
-      <w:r>
-        <w:t xml:space="preserve">This document is strictly confidential</w:t>
       </w:r>
     </w:p>
     <w:p>
@@ -203,8 +119,7 @@
         </w:pict>
       </w:r>
     </w:p>
-    <w:bookmarkEnd w:id="20"/>
-    <w:bookmarkStart w:id="21" w:name="table-of-contents"/>
+    <w:bookmarkStart w:id="20" w:name="table-of-contents"/>
     <w:p>
       <w:pPr>
         <w:pBdr>
@@ -546,8 +461,8 @@
         </w:pict>
       </w:r>
     </w:p>
-    <w:bookmarkEnd w:id="21"/>
-    <w:bookmarkStart w:id="26" w:name="executive-summary"/>
+    <w:bookmarkEnd w:id="20"/>
+    <w:bookmarkStart w:id="25" w:name="executive-summary"/>
     <w:p>
       <w:pPr>
         <w:pBdr>
@@ -830,7 +745,7 @@
         <w:t xml:space="preserve">— Multi-purpose payment and information kiosks</w:t>
       </w:r>
     </w:p>
-    <w:bookmarkStart w:id="22" w:name="our-mission"/>
+    <w:bookmarkStart w:id="21" w:name="our-mission"/>
     <w:p>
       <w:pPr>
         <w:pStyle w:val="Heading3"/>
@@ -894,8 +809,8 @@
         <w:t xml:space="preserve">. Quality is our brand promise.</w:t>
       </w:r>
     </w:p>
-    <w:bookmarkEnd w:id="22"/>
-    <w:bookmarkStart w:id="23" w:name="designed-for-africa-powered-by-pech"/>
+    <w:bookmarkEnd w:id="21"/>
+    <w:bookmarkStart w:id="22" w:name="designed-for-africa-powered-by-pech"/>
     <w:p>
       <w:pPr>
         <w:pStyle w:val="Heading3"/>
@@ -1005,8 +920,8 @@
         <w:t xml:space="preserve">with a clear path to West African expansion. After Month 9, as the business gains traction through hardware sales and software product revenue, additional capital will be deployed to secure the PSSP license and accelerate growth.</w:t>
       </w:r>
     </w:p>
-    <w:bookmarkEnd w:id="23"/>
-    <w:bookmarkStart w:id="24" w:name="why-pech-will-win"/>
+    <w:bookmarkEnd w:id="22"/>
+    <w:bookmarkStart w:id="23" w:name="why-pech-will-win"/>
     <w:p>
       <w:pPr>
         <w:pStyle w:val="Heading3"/>
@@ -1286,8 +1201,8 @@
         </w:tc>
       </w:tr>
     </w:tbl>
-    <w:bookmarkEnd w:id="24"/>
-    <w:bookmarkStart w:id="25" w:name="key-targets-24-months"/>
+    <w:bookmarkEnd w:id="23"/>
+    <w:bookmarkStart w:id="24" w:name="key-targets-24-months"/>
     <w:p>
       <w:pPr>
         <w:pStyle w:val="Heading3"/>
@@ -1640,9 +1555,9 @@
         </w:pict>
       </w:r>
     </w:p>
+    <w:bookmarkEnd w:id="24"/>
     <w:bookmarkEnd w:id="25"/>
-    <w:bookmarkEnd w:id="26"/>
-    <w:bookmarkStart w:id="29" w:name="the-opportunity"/>
+    <w:bookmarkStart w:id="28" w:name="the-opportunity"/>
     <w:p>
       <w:pPr>
         <w:pBdr>
@@ -1671,7 +1586,7 @@
         <w:t xml:space="preserve">2. The Opportunity</w:t>
       </w:r>
     </w:p>
-    <w:bookmarkStart w:id="27" w:name="africas-commerce-infrastructure-gap"/>
+    <w:bookmarkStart w:id="26" w:name="africas-commerce-infrastructure-gap"/>
     <w:p>
       <w:pPr>
         <w:pStyle w:val="Heading3"/>
@@ -1979,8 +1894,8 @@
         </w:tc>
       </w:tr>
     </w:tbl>
-    <w:bookmarkEnd w:id="27"/>
-    <w:bookmarkStart w:id="28" w:name="why-now"/>
+    <w:bookmarkEnd w:id="26"/>
+    <w:bookmarkStart w:id="27" w:name="why-now"/>
     <w:p>
       <w:pPr>
         <w:pStyle w:val="Heading3"/>
@@ -2074,9 +1989,9 @@
         </w:pict>
       </w:r>
     </w:p>
+    <w:bookmarkEnd w:id="27"/>
     <w:bookmarkEnd w:id="28"/>
-    <w:bookmarkEnd w:id="29"/>
-    <w:bookmarkStart w:id="33" w:name="pech-ecosystem-overview"/>
+    <w:bookmarkStart w:id="32" w:name="pech-ecosystem-overview"/>
     <w:p>
       <w:pPr>
         <w:pBdr>
@@ -2114,18 +2029,18 @@
           <wp:inline>
             <wp:extent cx="5334000" cy="4148666"/>
             <wp:effectExtent b="0" l="0" r="0" t="0"/>
-            <wp:docPr descr="PECH Commerce OS Architecture" title="" id="31" name="Picture"/>
+            <wp:docPr descr="PECH Commerce OS Architecture" title="" id="30" name="Picture"/>
             <a:graphic>
               <a:graphicData uri="http://schemas.openxmlformats.org/drawingml/2006/picture">
                 <pic:pic>
                   <pic:nvPicPr>
-                    <pic:cNvPr descr="proposal_images/commerce_os_architecture.png" id="32" name="Picture"/>
+                    <pic:cNvPr descr="proposal_images/commerce_os_architecture.png" id="31" name="Picture"/>
                     <pic:cNvPicPr>
                       <a:picLocks noChangeArrowheads="1" noChangeAspect="1"/>
                     </pic:cNvPicPr>
                   </pic:nvPicPr>
                   <pic:blipFill>
-                    <a:blip r:embed="rId30"/>
+                    <a:blip r:embed="rId29"/>
                     <a:stretch>
                       <a:fillRect/>
                     </a:stretch>
@@ -2719,8 +2634,8 @@
         </w:pict>
       </w:r>
     </w:p>
-    <w:bookmarkEnd w:id="33"/>
-    <w:bookmarkStart w:id="34" w:name="ecosystem-architecture-diagram"/>
+    <w:bookmarkEnd w:id="32"/>
+    <w:bookmarkStart w:id="33" w:name="ecosystem-architecture-diagram"/>
     <w:p>
       <w:pPr>
         <w:pBdr>
@@ -3380,8 +3295,8 @@
         </w:pict>
       </w:r>
     </w:p>
-    <w:bookmarkEnd w:id="34"/>
-    <w:bookmarkStart w:id="45" w:name="platform-breakdown-build-strategy"/>
+    <w:bookmarkEnd w:id="33"/>
+    <w:bookmarkStart w:id="44" w:name="platform-breakdown-build-strategy"/>
     <w:p>
       <w:pPr>
         <w:pBdr>
@@ -3410,7 +3325,7 @@
         <w:t xml:space="preserve">5. Platform Breakdown &amp; Build Strategy</w:t>
       </w:r>
     </w:p>
-    <w:bookmarkStart w:id="35" w:name="embedded-erp-platform"/>
+    <w:bookmarkStart w:id="34" w:name="embedded-erp-platform"/>
     <w:p>
       <w:pPr>
         <w:pStyle w:val="Heading3"/>
@@ -3730,8 +3645,8 @@
         </w:tc>
       </w:tr>
     </w:tbl>
-    <w:bookmarkEnd w:id="35"/>
-    <w:bookmarkStart w:id="36" w:name="yiwugou-style-marketplace"/>
+    <w:bookmarkEnd w:id="34"/>
+    <w:bookmarkStart w:id="35" w:name="yiwugou-style-marketplace"/>
     <w:p>
       <w:pPr>
         <w:pStyle w:val="Heading3"/>
@@ -4051,8 +3966,8 @@
         </w:tc>
       </w:tr>
     </w:tbl>
-    <w:bookmarkEnd w:id="36"/>
-    <w:bookmarkStart w:id="37" w:name="spoke-and-hub-logistics-platform"/>
+    <w:bookmarkEnd w:id="35"/>
+    <w:bookmarkStart w:id="36" w:name="spoke-and-hub-logistics-platform"/>
     <w:p>
       <w:pPr>
         <w:pStyle w:val="Heading3"/>
@@ -4372,8 +4287,8 @@
         </w:tc>
       </w:tr>
     </w:tbl>
-    <w:bookmarkEnd w:id="37"/>
-    <w:bookmarkStart w:id="38" w:name="iot-smart-systems-platform"/>
+    <w:bookmarkEnd w:id="36"/>
+    <w:bookmarkStart w:id="37" w:name="iot-smart-systems-platform"/>
     <w:p>
       <w:pPr>
         <w:pStyle w:val="Heading3"/>
@@ -4693,8 +4608,8 @@
         </w:tc>
       </w:tr>
     </w:tbl>
-    <w:bookmarkEnd w:id="38"/>
-    <w:bookmarkStart w:id="39" w:name="payments-infrastructure"/>
+    <w:bookmarkEnd w:id="37"/>
+    <w:bookmarkStart w:id="38" w:name="payments-infrastructure"/>
     <w:p>
       <w:pPr>
         <w:pStyle w:val="Heading3"/>
@@ -4974,8 +4889,8 @@
         </w:tc>
       </w:tr>
     </w:tbl>
-    <w:bookmarkEnd w:id="39"/>
-    <w:bookmarkStart w:id="40" w:name="smart-water-controllers"/>
+    <w:bookmarkEnd w:id="38"/>
+    <w:bookmarkStart w:id="39" w:name="smart-water-controllers"/>
     <w:p>
       <w:pPr>
         <w:pStyle w:val="Heading3"/>
@@ -5415,8 +5330,8 @@
         </w:tc>
       </w:tr>
     </w:tbl>
-    <w:bookmarkEnd w:id="40"/>
-    <w:bookmarkStart w:id="41" w:name="smart-home-electrical-products"/>
+    <w:bookmarkEnd w:id="39"/>
+    <w:bookmarkStart w:id="40" w:name="smart-home-electrical-products"/>
     <w:p>
       <w:pPr>
         <w:pStyle w:val="Heading3"/>
@@ -5766,8 +5681,8 @@
         </w:tc>
       </w:tr>
     </w:tbl>
-    <w:bookmarkEnd w:id="41"/>
-    <w:bookmarkStart w:id="42" w:name="learning-tablets-edtech-platform"/>
+    <w:bookmarkEnd w:id="40"/>
+    <w:bookmarkStart w:id="41" w:name="learning-tablets-edtech-platform"/>
     <w:p>
       <w:pPr>
         <w:pStyle w:val="Heading3"/>
@@ -6157,8 +6072,8 @@
         </w:tc>
       </w:tr>
     </w:tbl>
-    <w:bookmarkEnd w:id="42"/>
-    <w:bookmarkStart w:id="43" w:name="energy-storage-systems"/>
+    <w:bookmarkEnd w:id="41"/>
+    <w:bookmarkStart w:id="42" w:name="energy-storage-systems"/>
     <w:p>
       <w:pPr>
         <w:pStyle w:val="Heading3"/>
@@ -6438,8 +6353,8 @@
         </w:tc>
       </w:tr>
     </w:tbl>
-    <w:bookmarkEnd w:id="43"/>
-    <w:bookmarkStart w:id="44" w:name="advertising-led-displays-phase-2"/>
+    <w:bookmarkEnd w:id="42"/>
+    <w:bookmarkStart w:id="43" w:name="advertising-led-displays-phase-2"/>
     <w:p>
       <w:pPr>
         <w:pStyle w:val="Heading3"/>
@@ -6726,9 +6641,9 @@
         </w:pict>
       </w:r>
     </w:p>
+    <w:bookmarkEnd w:id="43"/>
     <w:bookmarkEnd w:id="44"/>
-    <w:bookmarkEnd w:id="45"/>
-    <w:bookmarkStart w:id="55" w:name="phased-execution-roadmap-24-months"/>
+    <w:bookmarkStart w:id="54" w:name="phased-execution-roadmap-24-months"/>
     <w:p>
       <w:pPr>
         <w:pBdr>
@@ -6766,18 +6681,18 @@
           <wp:inline>
             <wp:extent cx="5334000" cy="3081866"/>
             <wp:effectExtent b="0" l="0" r="0" t="0"/>
-            <wp:docPr descr="24-Month Phased Roadmap" title="" id="47" name="Picture"/>
+            <wp:docPr descr="24-Month Phased Roadmap" title="" id="46" name="Picture"/>
             <a:graphic>
               <a:graphicData uri="http://schemas.openxmlformats.org/drawingml/2006/picture">
                 <pic:pic>
                   <pic:nvPicPr>
-                    <pic:cNvPr descr="proposal_images/phase_roadmap.png" id="48" name="Picture"/>
+                    <pic:cNvPr descr="proposal_images/phase_roadmap.png" id="47" name="Picture"/>
                     <pic:cNvPicPr>
                       <a:picLocks noChangeArrowheads="1" noChangeAspect="1"/>
                     </pic:cNvPicPr>
                   </pic:nvPicPr>
                   <pic:blipFill>
-                    <a:blip r:embed="rId46"/>
+                    <a:blip r:embed="rId45"/>
                     <a:stretch>
                       <a:fillRect/>
                     </a:stretch>
@@ -6812,7 +6727,7 @@
         <w:t xml:space="preserve">24-Month Phased Roadmap</w:t>
       </w:r>
     </w:p>
-    <w:bookmarkStart w:id="49" w:name="X98da46b5958f3989573f2e7b59977b787380bc0"/>
+    <w:bookmarkStart w:id="48" w:name="X98da46b5958f3989573f2e7b59977b787380bc0"/>
     <w:p>
       <w:pPr>
         <w:pStyle w:val="Heading3"/>
@@ -7208,8 +7123,8 @@
         <w:t xml:space="preserve">₦55,000,000</w:t>
       </w:r>
     </w:p>
-    <w:bookmarkEnd w:id="49"/>
-    <w:bookmarkStart w:id="50" w:name="Xf0a0365064176e60d3934105d22f5dcc47f24a1"/>
+    <w:bookmarkEnd w:id="48"/>
+    <w:bookmarkStart w:id="49" w:name="Xf0a0365064176e60d3934105d22f5dcc47f24a1"/>
     <w:p>
       <w:pPr>
         <w:pStyle w:val="Heading3"/>
@@ -7605,8 +7520,8 @@
         <w:t xml:space="preserve">₦52,000,000</w:t>
       </w:r>
     </w:p>
-    <w:bookmarkEnd w:id="50"/>
-    <w:bookmarkStart w:id="51" w:name="Xe2e283be84accef1faa09254b2d17d9007b94b8"/>
+    <w:bookmarkEnd w:id="49"/>
+    <w:bookmarkStart w:id="50" w:name="Xe2e283be84accef1faa09254b2d17d9007b94b8"/>
     <w:p>
       <w:pPr>
         <w:pStyle w:val="Heading3"/>
@@ -8002,8 +7917,8 @@
         <w:t xml:space="preserve">₦55,000,000</w:t>
       </w:r>
     </w:p>
-    <w:bookmarkEnd w:id="51"/>
-    <w:bookmarkStart w:id="52" w:name="X5adc448996930fe6665b207924169b29823a6d9"/>
+    <w:bookmarkEnd w:id="50"/>
+    <w:bookmarkStart w:id="51" w:name="X5adc448996930fe6665b207924169b29823a6d9"/>
     <w:p>
       <w:pPr>
         <w:pStyle w:val="Heading3"/>
@@ -8399,8 +8314,8 @@
         <w:t xml:space="preserve">₦45,000,000</w:t>
       </w:r>
     </w:p>
-    <w:bookmarkEnd w:id="52"/>
-    <w:bookmarkStart w:id="53" w:name="Xe43cf15c746540d225017a9bf31207112aaccdb"/>
+    <w:bookmarkEnd w:id="51"/>
+    <w:bookmarkStart w:id="52" w:name="Xe43cf15c746540d225017a9bf31207112aaccdb"/>
     <w:p>
       <w:pPr>
         <w:pStyle w:val="Heading3"/>
@@ -8872,8 +8787,8 @@
         <w:t xml:space="preserve">₦35,000,000</w:t>
       </w:r>
     </w:p>
-    <w:bookmarkEnd w:id="53"/>
-    <w:bookmarkStart w:id="54" w:name="X6b98aa86395b12bf3e40668c20c1653866978c6"/>
+    <w:bookmarkEnd w:id="52"/>
+    <w:bookmarkStart w:id="53" w:name="X6b98aa86395b12bf3e40668c20c1653866978c6"/>
     <w:p>
       <w:pPr>
         <w:pStyle w:val="Heading3"/>
@@ -9314,9 +9229,9 @@
         </w:pict>
       </w:r>
     </w:p>
+    <w:bookmarkEnd w:id="53"/>
     <w:bookmarkEnd w:id="54"/>
-    <w:bookmarkEnd w:id="55"/>
-    <w:bookmarkStart w:id="62" w:name="capital-deployment-plan"/>
+    <w:bookmarkStart w:id="61" w:name="capital-deployment-plan"/>
     <w:p>
       <w:pPr>
         <w:pBdr>
@@ -9345,7 +9260,7 @@
         <w:t xml:space="preserve">7. Capital Deployment Plan</w:t>
       </w:r>
     </w:p>
-    <w:bookmarkStart w:id="56" w:name="X17451f84b155bc7b296c79879231808e4806130"/>
+    <w:bookmarkStart w:id="55" w:name="X17451f84b155bc7b296c79879231808e4806130"/>
     <w:p>
       <w:pPr>
         <w:pStyle w:val="Heading3"/>
@@ -10011,8 +9926,8 @@
         <w:t xml:space="preserve">- PTSP license pursued later when own POS terminal volume justifies the ~₦201M capital requirement</w:t>
       </w:r>
     </w:p>
-    <w:bookmarkEnd w:id="56"/>
-    <w:bookmarkStart w:id="60" w:name="monthly-cash-flow-projection"/>
+    <w:bookmarkEnd w:id="55"/>
+    <w:bookmarkStart w:id="59" w:name="monthly-cash-flow-projection"/>
     <w:p>
       <w:pPr>
         <w:pStyle w:val="Heading3"/>
@@ -10931,18 +10846,18 @@
           <wp:inline>
             <wp:extent cx="5334000" cy="2963333"/>
             <wp:effectExtent b="0" l="0" r="0" t="0"/>
-            <wp:docPr descr="Budget Allocation" title="" id="58" name="Picture"/>
+            <wp:docPr descr="Budget Allocation" title="" id="57" name="Picture"/>
             <a:graphic>
               <a:graphicData uri="http://schemas.openxmlformats.org/drawingml/2006/picture">
                 <pic:pic>
                   <pic:nvPicPr>
-                    <pic:cNvPr descr="proposal_images/budget_allocation.png" id="59" name="Picture"/>
+                    <pic:cNvPr descr="proposal_images/budget_allocation.png" id="58" name="Picture"/>
                     <pic:cNvPicPr>
                       <a:picLocks noChangeArrowheads="1" noChangeAspect="1"/>
                     </pic:cNvPicPr>
                   </pic:nvPicPr>
                   <pic:blipFill>
-                    <a:blip r:embed="rId57"/>
+                    <a:blip r:embed="rId56"/>
                     <a:stretch>
                       <a:fillRect/>
                     </a:stretch>
@@ -10977,8 +10892,8 @@
         <w:t xml:space="preserve">Budget Allocation</w:t>
       </w:r>
     </w:p>
-    <w:bookmarkEnd w:id="60"/>
-    <w:bookmarkStart w:id="61" w:name="budget-allocation-visual"/>
+    <w:bookmarkEnd w:id="59"/>
+    <w:bookmarkStart w:id="60" w:name="budget-allocation-visual"/>
     <w:p>
       <w:pPr>
         <w:pStyle w:val="Heading3"/>
@@ -11138,9 +11053,9 @@
         </w:pict>
       </w:r>
     </w:p>
+    <w:bookmarkEnd w:id="60"/>
     <w:bookmarkEnd w:id="61"/>
-    <w:bookmarkEnd w:id="62"/>
-    <w:bookmarkStart w:id="74" w:name="human-capital-hiring-plan"/>
+    <w:bookmarkStart w:id="73" w:name="human-capital-hiring-plan"/>
     <w:p>
       <w:pPr>
         <w:pBdr>
@@ -11178,18 +11093,18 @@
           <wp:inline>
             <wp:extent cx="5334000" cy="3081866"/>
             <wp:effectExtent b="0" l="0" r="0" t="0"/>
-            <wp:docPr descr="Team Growth &amp; Payroll" title="" id="64" name="Picture"/>
+            <wp:docPr descr="Team Growth &amp; Payroll" title="" id="63" name="Picture"/>
             <a:graphic>
               <a:graphicData uri="http://schemas.openxmlformats.org/drawingml/2006/picture">
                 <pic:pic>
                   <pic:nvPicPr>
-                    <pic:cNvPr descr="proposal_images/team_growth.png" id="65" name="Picture"/>
+                    <pic:cNvPr descr="proposal_images/team_growth.png" id="64" name="Picture"/>
                     <pic:cNvPicPr>
                       <a:picLocks noChangeArrowheads="1" noChangeAspect="1"/>
                     </pic:cNvPicPr>
                   </pic:nvPicPr>
                   <pic:blipFill>
-                    <a:blip r:embed="rId63"/>
+                    <a:blip r:embed="rId62"/>
                     <a:stretch>
                       <a:fillRect/>
                     </a:stretch>
@@ -11224,7 +11139,7 @@
         <w:t xml:space="preserve">Team Growth &amp; Payroll</w:t>
       </w:r>
     </w:p>
-    <w:bookmarkStart w:id="72" w:name="phase-by-phase-hiring"/>
+    <w:bookmarkStart w:id="71" w:name="phase-by-phase-hiring"/>
     <w:p>
       <w:pPr>
         <w:pStyle w:val="Heading3"/>
@@ -11241,7 +11156,7 @@
         <w:t xml:space="preserve">8.1 Phase-by-Phase Hiring</w:t>
       </w:r>
     </w:p>
-    <w:bookmarkStart w:id="66" w:name="X357b7cd61abf71aac01f8995ac8f151a6f03a25"/>
+    <w:bookmarkStart w:id="65" w:name="X357b7cd61abf71aac01f8995ac8f151a6f03a25"/>
     <w:p>
       <w:pPr>
         <w:pStyle w:val="Heading4"/>
@@ -11939,8 +11854,8 @@
         <w:t xml:space="preserve">Compliance handled by legal consulting (₦1M/year). Accounting by external consultant (₦500K/year). UI/UX contracted per-project basis.</w:t>
       </w:r>
     </w:p>
-    <w:bookmarkEnd w:id="66"/>
-    <w:bookmarkStart w:id="67" w:name="phase-2-months-46-mvp-pilot-9-people"/>
+    <w:bookmarkEnd w:id="65"/>
+    <w:bookmarkStart w:id="66" w:name="phase-2-months-46-mvp-pilot-9-people"/>
     <w:p>
       <w:pPr>
         <w:pStyle w:val="Heading4"/>
@@ -12322,8 +12237,8 @@
         <w:t xml:space="preserve">₦9,180,000</w:t>
       </w:r>
     </w:p>
-    <w:bookmarkEnd w:id="67"/>
-    <w:bookmarkStart w:id="68" w:name="phase-3-months-79-market-entry-13-people"/>
+    <w:bookmarkEnd w:id="66"/>
+    <w:bookmarkStart w:id="67" w:name="phase-3-months-79-market-entry-13-people"/>
     <w:p>
       <w:pPr>
         <w:pStyle w:val="Heading4"/>
@@ -12705,8 +12620,8 @@
         <w:t xml:space="preserve">₦12,930,000</w:t>
       </w:r>
     </w:p>
-    <w:bookmarkEnd w:id="68"/>
-    <w:bookmarkStart w:id="69" w:name="Xe241a8f8399d2f0130b74af1fdbf5c89cb1addf"/>
+    <w:bookmarkEnd w:id="67"/>
+    <w:bookmarkStart w:id="68" w:name="Xe241a8f8399d2f0130b74af1fdbf5c89cb1addf"/>
     <w:p>
       <w:pPr>
         <w:pStyle w:val="Heading4"/>
@@ -13088,8 +13003,8 @@
         <w:t xml:space="preserve">₦15,960,000</w:t>
       </w:r>
     </w:p>
-    <w:bookmarkEnd w:id="69"/>
-    <w:bookmarkStart w:id="70" w:name="X2f5b18de78adcad7ed1f5ae9ccdf477fae6b591"/>
+    <w:bookmarkEnd w:id="68"/>
+    <w:bookmarkStart w:id="69" w:name="X2f5b18de78adcad7ed1f5ae9ccdf477fae6b591"/>
     <w:p>
       <w:pPr>
         <w:pStyle w:val="Heading4"/>
@@ -13547,8 +13462,8 @@
         <w:t xml:space="preserve">₦40,140,000</w:t>
       </w:r>
     </w:p>
-    <w:bookmarkEnd w:id="70"/>
-    <w:bookmarkStart w:id="71" w:name="X5357cafccd486ed6f638be546a2467cf767bbc4"/>
+    <w:bookmarkEnd w:id="69"/>
+    <w:bookmarkStart w:id="70" w:name="X5357cafccd486ed6f638be546a2467cf767bbc4"/>
     <w:p>
       <w:pPr>
         <w:pStyle w:val="Heading4"/>
@@ -13930,9 +13845,9 @@
         <w:t xml:space="preserve">₦47,700,000</w:t>
       </w:r>
     </w:p>
+    <w:bookmarkEnd w:id="70"/>
     <w:bookmarkEnd w:id="71"/>
-    <w:bookmarkEnd w:id="72"/>
-    <w:bookmarkStart w:id="73" w:name="total-human-capital-cost-24-months"/>
+    <w:bookmarkStart w:id="72" w:name="total-human-capital-cost-24-months"/>
     <w:p>
       <w:pPr>
         <w:pStyle w:val="Heading3"/>
@@ -14784,9 +14699,9 @@
         </w:pict>
       </w:r>
     </w:p>
+    <w:bookmarkEnd w:id="72"/>
     <w:bookmarkEnd w:id="73"/>
-    <w:bookmarkEnd w:id="74"/>
-    <w:bookmarkStart w:id="76" w:name="technology-ai-tools-budget"/>
+    <w:bookmarkStart w:id="75" w:name="technology-ai-tools-budget"/>
     <w:p>
       <w:pPr>
         <w:pBdr>
@@ -14815,7 +14730,7 @@
         <w:t xml:space="preserve">9. Technology &amp; AI Tools Budget</w:t>
       </w:r>
     </w:p>
-    <w:bookmarkStart w:id="75" w:name="technology-budget-summary"/>
+    <w:bookmarkStart w:id="74" w:name="technology-budget-summary"/>
     <w:p>
       <w:pPr>
         <w:pStyle w:val="Heading3"/>
@@ -15086,9 +15001,9 @@
         </w:pict>
       </w:r>
     </w:p>
+    <w:bookmarkEnd w:id="74"/>
     <w:bookmarkEnd w:id="75"/>
-    <w:bookmarkEnd w:id="76"/>
-    <w:bookmarkStart w:id="94" w:name="hardware-device-strategy"/>
+    <w:bookmarkStart w:id="93" w:name="hardware-device-strategy"/>
     <w:p>
       <w:pPr>
         <w:pBdr>
@@ -15126,18 +15041,18 @@
           <wp:inline>
             <wp:extent cx="5334000" cy="3318933"/>
             <wp:effectExtent b="0" l="0" r="0" t="0"/>
-            <wp:docPr descr="Hardware Product Portfolio — 25 SKUs" title="" id="78" name="Picture"/>
+            <wp:docPr descr="Hardware Product Portfolio — 25 SKUs" title="" id="77" name="Picture"/>
             <a:graphic>
               <a:graphicData uri="http://schemas.openxmlformats.org/drawingml/2006/picture">
                 <pic:pic>
                   <pic:nvPicPr>
-                    <pic:cNvPr descr="proposal_images/product_portfolio.png" id="79" name="Picture"/>
+                    <pic:cNvPr descr="proposal_images/product_portfolio.png" id="78" name="Picture"/>
                     <pic:cNvPicPr>
                       <a:picLocks noChangeArrowheads="1" noChangeAspect="1"/>
                     </pic:cNvPicPr>
                   </pic:nvPicPr>
                   <pic:blipFill>
-                    <a:blip r:embed="rId77"/>
+                    <a:blip r:embed="rId76"/>
                     <a:stretch>
                       <a:fillRect/>
                     </a:stretch>
@@ -15172,7 +15087,7 @@
         <w:t xml:space="preserve">Hardware Product Portfolio — 25 SKUs</w:t>
       </w:r>
     </w:p>
-    <w:bookmarkStart w:id="86" w:name="hardware-product-line"/>
+    <w:bookmarkStart w:id="85" w:name="hardware-product-line"/>
     <w:p>
       <w:pPr>
         <w:pStyle w:val="Heading3"/>
@@ -15227,7 +15142,7 @@
         <w:t xml:space="preserve">in Lagos, Nigeria. Calculated as: FOB price (sourced from Alibaba.com, 1688.com, Made-in-China.com wholesale listings, March 2026) × exchange rate (₦1,500/USD) × landed cost multiplier (1.50–1.60× depending on duty rate). The multiplier includes: CIF (FOB + 15% shipping), import duty (5–20%), surcharge (7% of duty), CISS (1% FOB), ETLS (0.5% CIF), VAT (7.5%), clearing (3%), local transport (2%), and amortized SONCAP certification costs.</w:t>
       </w:r>
     </w:p>
-    <w:bookmarkStart w:id="80" w:name="commerce-business-devices"/>
+    <w:bookmarkStart w:id="79" w:name="commerce-business-devices"/>
     <w:p>
       <w:pPr>
         <w:pStyle w:val="Heading4"/>
@@ -16003,8 +15918,8 @@
         </w:tc>
       </w:tr>
     </w:tbl>
-    <w:bookmarkEnd w:id="80"/>
-    <w:bookmarkStart w:id="81" w:name="iot-energy-devices"/>
+    <w:bookmarkEnd w:id="79"/>
+    <w:bookmarkStart w:id="80" w:name="iot-energy-devices"/>
     <w:p>
       <w:pPr>
         <w:pStyle w:val="Heading4"/>
@@ -16794,8 +16709,8 @@
         </w:tc>
       </w:tr>
     </w:tbl>
-    <w:bookmarkEnd w:id="81"/>
-    <w:bookmarkStart w:id="82" w:name="smart-water-controllers-1"/>
+    <w:bookmarkEnd w:id="80"/>
+    <w:bookmarkStart w:id="81" w:name="smart-water-controllers-1"/>
     <w:p>
       <w:pPr>
         <w:pStyle w:val="Heading4"/>
@@ -17459,8 +17374,8 @@
         </w:tc>
       </w:tr>
     </w:tbl>
-    <w:bookmarkEnd w:id="82"/>
-    <w:bookmarkStart w:id="83" w:name="smart-home-electrical"/>
+    <w:bookmarkEnd w:id="81"/>
+    <w:bookmarkStart w:id="82" w:name="smart-home-electrical"/>
     <w:p>
       <w:pPr>
         <w:pStyle w:val="Heading4"/>
@@ -18376,8 +18291,8 @@
         </w:tc>
       </w:tr>
     </w:tbl>
-    <w:bookmarkEnd w:id="83"/>
-    <w:bookmarkStart w:id="84" w:name="education-display"/>
+    <w:bookmarkEnd w:id="82"/>
+    <w:bookmarkStart w:id="83" w:name="education-display"/>
     <w:p>
       <w:pPr>
         <w:pStyle w:val="Heading4"/>
@@ -18915,8 +18830,8 @@
         </w:tc>
       </w:tr>
     </w:tbl>
-    <w:bookmarkEnd w:id="84"/>
-    <w:bookmarkStart w:id="85" w:name="solar-products"/>
+    <w:bookmarkEnd w:id="83"/>
+    <w:bookmarkStart w:id="84" w:name="solar-products"/>
     <w:p>
       <w:pPr>
         <w:pStyle w:val="Heading4"/>
@@ -19328,9 +19243,9 @@
         </w:tc>
       </w:tr>
     </w:tbl>
+    <w:bookmarkEnd w:id="84"/>
     <w:bookmarkEnd w:id="85"/>
-    <w:bookmarkEnd w:id="86"/>
-    <w:bookmarkStart w:id="87" w:name="hardware-procurement-schedule"/>
+    <w:bookmarkStart w:id="86" w:name="hardware-procurement-schedule"/>
     <w:p>
       <w:pPr>
         <w:pStyle w:val="Heading3"/>
@@ -20012,8 +19927,8 @@
         </w:tc>
       </w:tr>
     </w:tbl>
-    <w:bookmarkEnd w:id="87"/>
-    <w:bookmarkStart w:id="93" w:name="solution-packages-what-we-actually-sell"/>
+    <w:bookmarkEnd w:id="86"/>
+    <w:bookmarkStart w:id="92" w:name="solution-packages-what-we-actually-sell"/>
     <w:p>
       <w:pPr>
         <w:pStyle w:val="Heading3"/>
@@ -20030,7 +19945,7 @@
         <w:t xml:space="preserve">10.3 Solution Packages (What We Actually Sell)</w:t>
       </w:r>
     </w:p>
-    <w:bookmarkStart w:id="88" w:name="commerce-packages"/>
+    <w:bookmarkStart w:id="87" w:name="commerce-packages"/>
     <w:p>
       <w:pPr>
         <w:pStyle w:val="Heading4"/>
@@ -20378,8 +20293,8 @@
         </w:tc>
       </w:tr>
     </w:tbl>
-    <w:bookmarkEnd w:id="88"/>
-    <w:bookmarkStart w:id="89" w:name="iot-energy-packages"/>
+    <w:bookmarkEnd w:id="87"/>
+    <w:bookmarkStart w:id="88" w:name="iot-energy-packages"/>
     <w:p>
       <w:pPr>
         <w:pStyle w:val="Heading4"/>
@@ -20803,8 +20718,8 @@
         </w:tc>
       </w:tr>
     </w:tbl>
-    <w:bookmarkEnd w:id="89"/>
-    <w:bookmarkStart w:id="90" w:name="smart-home-packages"/>
+    <w:bookmarkEnd w:id="88"/>
+    <w:bookmarkStart w:id="89" w:name="smart-home-packages"/>
     <w:p>
       <w:pPr>
         <w:pStyle w:val="Heading4"/>
@@ -21152,8 +21067,8 @@
         </w:tc>
       </w:tr>
     </w:tbl>
-    <w:bookmarkEnd w:id="90"/>
-    <w:bookmarkStart w:id="91" w:name="solar-products-packages"/>
+    <w:bookmarkEnd w:id="89"/>
+    <w:bookmarkStart w:id="90" w:name="solar-products-packages"/>
     <w:p>
       <w:pPr>
         <w:pStyle w:val="Heading4"/>
@@ -21501,8 +21416,8 @@
         </w:tc>
       </w:tr>
     </w:tbl>
-    <w:bookmarkEnd w:id="91"/>
-    <w:bookmarkStart w:id="92" w:name="education-display-packages"/>
+    <w:bookmarkEnd w:id="90"/>
+    <w:bookmarkStart w:id="91" w:name="education-display-packages"/>
     <w:p>
       <w:pPr>
         <w:pStyle w:val="Heading4"/>
@@ -21857,10 +21772,10 @@
         </w:pict>
       </w:r>
     </w:p>
+    <w:bookmarkEnd w:id="91"/>
     <w:bookmarkEnd w:id="92"/>
     <w:bookmarkEnd w:id="93"/>
-    <w:bookmarkEnd w:id="94"/>
-    <w:bookmarkStart w:id="103" w:name="licensing-compliance-regulatory"/>
+    <w:bookmarkStart w:id="102" w:name="licensing-compliance-regulatory"/>
     <w:p>
       <w:pPr>
         <w:pBdr>
@@ -21898,18 +21813,18 @@
           <wp:inline>
             <wp:extent cx="5334000" cy="2844800"/>
             <wp:effectExtent b="0" l="0" r="0" t="0"/>
-            <wp:docPr descr="Regulatory &amp; Compliance Timeline" title="" id="96" name="Picture"/>
+            <wp:docPr descr="Regulatory &amp; Compliance Timeline" title="" id="95" name="Picture"/>
             <a:graphic>
               <a:graphicData uri="http://schemas.openxmlformats.org/drawingml/2006/picture">
                 <pic:pic>
                   <pic:nvPicPr>
-                    <pic:cNvPr descr="proposal_images/compliance_timeline.png" id="97" name="Picture"/>
+                    <pic:cNvPr descr="proposal_images/compliance_timeline.png" id="96" name="Picture"/>
                     <pic:cNvPicPr>
                       <a:picLocks noChangeArrowheads="1" noChangeAspect="1"/>
                     </pic:cNvPicPr>
                   </pic:nvPicPr>
                   <pic:blipFill>
-                    <a:blip r:embed="rId95"/>
+                    <a:blip r:embed="rId94"/>
                     <a:stretch>
                       <a:fillRect/>
                     </a:stretch>
@@ -21944,7 +21859,7 @@
         <w:t xml:space="preserve">Regulatory &amp; Compliance Timeline</w:t>
       </w:r>
     </w:p>
-    <w:bookmarkStart w:id="98" w:name="corporate-structure"/>
+    <w:bookmarkStart w:id="97" w:name="corporate-structure"/>
     <w:p>
       <w:pPr>
         <w:pStyle w:val="Heading3"/>
@@ -22038,8 +21953,8 @@
         <w:t xml:space="preserve">. Payment and terminal licenses are held by dedicated subsidiaries to isolate regulatory risk and meet CBN requirements for single-purpose entities.</w:t>
       </w:r>
     </w:p>
-    <w:bookmarkEnd w:id="98"/>
-    <w:bookmarkStart w:id="99" w:name="required-licenses-approvals"/>
+    <w:bookmarkEnd w:id="97"/>
+    <w:bookmarkStart w:id="98" w:name="required-licenses-approvals"/>
     <w:p>
       <w:pPr>
         <w:pStyle w:val="Heading3"/>
@@ -24189,8 +24104,8 @@
         </w:tc>
       </w:tr>
     </w:tbl>
-    <w:bookmarkEnd w:id="99"/>
-    <w:bookmarkStart w:id="100" w:name="pssp-ptsp-mmo-license-detailed-breakdown"/>
+    <w:bookmarkEnd w:id="98"/>
+    <w:bookmarkStart w:id="99" w:name="pssp-ptsp-mmo-license-detailed-breakdown"/>
     <w:p>
       <w:pPr>
         <w:pStyle w:val="Heading3"/>
@@ -25064,8 +24979,8 @@
         <w:t xml:space="preserve">to provide wallet services.</w:t>
       </w:r>
     </w:p>
-    <w:bookmarkEnd w:id="100"/>
-    <w:bookmarkStart w:id="101" w:name="X63f93507aad56fcdc6069698f29b5dfa576fc8b"/>
+    <w:bookmarkEnd w:id="99"/>
+    <w:bookmarkStart w:id="100" w:name="X63f93507aad56fcdc6069698f29b5dfa576fc8b"/>
     <w:p>
       <w:pPr>
         <w:pStyle w:val="Heading3"/>
@@ -25906,8 +25821,8 @@
         <w:t xml:space="preserve">PECH starts by partnering with already-licensed entities, builds revenue and track record, then progressively acquires its own licenses as the business justifies the capital. PSSP is the first priority — it enables PECH to control its own payment processing. PTSP and MMO follow only when volume justifies the capital requirement.</w:t>
       </w:r>
     </w:p>
-    <w:bookmarkEnd w:id="101"/>
-    <w:bookmarkStart w:id="102" w:name="total-compliance-budget-from-250m"/>
+    <w:bookmarkEnd w:id="100"/>
+    <w:bookmarkStart w:id="101" w:name="total-compliance-budget-from-250m"/>
     <w:p>
       <w:pPr>
         <w:pStyle w:val="Heading3"/>
@@ -26938,9 +26853,9 @@
         </w:pict>
       </w:r>
     </w:p>
+    <w:bookmarkEnd w:id="101"/>
     <w:bookmarkEnd w:id="102"/>
-    <w:bookmarkEnd w:id="103"/>
-    <w:bookmarkStart w:id="113" w:name="marketing-customer-acquisition"/>
+    <w:bookmarkStart w:id="112" w:name="marketing-customer-acquisition"/>
     <w:p>
       <w:pPr>
         <w:pBdr>
@@ -26978,18 +26893,18 @@
           <wp:inline>
             <wp:extent cx="5334000" cy="3081866"/>
             <wp:effectExtent b="0" l="0" r="0" t="0"/>
-            <wp:docPr descr="Nigeria Market Entry Strategy" title="" id="105" name="Picture"/>
+            <wp:docPr descr="Nigeria Market Entry Strategy" title="" id="104" name="Picture"/>
             <a:graphic>
               <a:graphicData uri="http://schemas.openxmlformats.org/drawingml/2006/picture">
                 <pic:pic>
                   <pic:nvPicPr>
-                    <pic:cNvPr descr="proposal_images/market_entry_map.png" id="106" name="Picture"/>
+                    <pic:cNvPr descr="proposal_images/market_entry_map.png" id="105" name="Picture"/>
                     <pic:cNvPicPr>
                       <a:picLocks noChangeArrowheads="1" noChangeAspect="1"/>
                     </pic:cNvPicPr>
                   </pic:nvPicPr>
                   <pic:blipFill>
-                    <a:blip r:embed="rId104"/>
+                    <a:blip r:embed="rId103"/>
                     <a:stretch>
                       <a:fillRect/>
                     </a:stretch>
@@ -27033,18 +26948,18 @@
           <wp:inline>
             <wp:extent cx="5334000" cy="2844800"/>
             <wp:effectExtent b="0" l="0" r="0" t="0"/>
-            <wp:docPr descr="Customer Journey &amp; Lock-In Flywheel" title="" id="108" name="Picture"/>
+            <wp:docPr descr="Customer Journey &amp; Lock-In Flywheel" title="" id="107" name="Picture"/>
             <a:graphic>
               <a:graphicData uri="http://schemas.openxmlformats.org/drawingml/2006/picture">
                 <pic:pic>
                   <pic:nvPicPr>
-                    <pic:cNvPr descr="proposal_images/customer_journey.png" id="109" name="Picture"/>
+                    <pic:cNvPr descr="proposal_images/customer_journey.png" id="108" name="Picture"/>
                     <pic:cNvPicPr>
                       <a:picLocks noChangeArrowheads="1" noChangeAspect="1"/>
                     </pic:cNvPicPr>
                   </pic:nvPicPr>
                   <pic:blipFill>
-                    <a:blip r:embed="rId107"/>
+                    <a:blip r:embed="rId106"/>
                     <a:stretch>
                       <a:fillRect/>
                     </a:stretch>
@@ -27079,7 +26994,7 @@
         <w:t xml:space="preserve">Customer Journey &amp; Lock-In Flywheel</w:t>
       </w:r>
     </w:p>
-    <w:bookmarkStart w:id="110" w:name="marketing-strategy"/>
+    <w:bookmarkStart w:id="109" w:name="marketing-strategy"/>
     <w:p>
       <w:pPr>
         <w:pStyle w:val="Heading3"/>
@@ -27579,8 +27494,8 @@
         </w:tc>
       </w:tr>
     </w:tbl>
-    <w:bookmarkEnd w:id="110"/>
-    <w:bookmarkStart w:id="111" w:name="customer-acquisition-cost-targets"/>
+    <w:bookmarkEnd w:id="109"/>
+    <w:bookmarkStart w:id="110" w:name="customer-acquisition-cost-targets"/>
     <w:p>
       <w:pPr>
         <w:pStyle w:val="Heading3"/>
@@ -27996,8 +27911,8 @@
         </w:tc>
       </w:tr>
     </w:tbl>
-    <w:bookmarkEnd w:id="111"/>
-    <w:bookmarkStart w:id="112" w:name="market-entry-tactics-nigeria-specific"/>
+    <w:bookmarkEnd w:id="110"/>
+    <w:bookmarkStart w:id="111" w:name="market-entry-tactics-nigeria-specific"/>
     <w:p>
       <w:pPr>
         <w:pStyle w:val="Heading3"/>
@@ -28384,9 +28299,9 @@
         </w:pict>
       </w:r>
     </w:p>
+    <w:bookmarkEnd w:id="111"/>
     <w:bookmarkEnd w:id="112"/>
-    <w:bookmarkEnd w:id="113"/>
-    <w:bookmarkStart w:id="123" w:name="revenue-model-financial-projections"/>
+    <w:bookmarkStart w:id="122" w:name="revenue-model-financial-projections"/>
     <w:p>
       <w:pPr>
         <w:pBdr>
@@ -28424,18 +28339,18 @@
           <wp:inline>
             <wp:extent cx="5334000" cy="3081866"/>
             <wp:effectExtent b="0" l="0" r="0" t="0"/>
-            <wp:docPr descr="Revenue Streams Breakdown" title="" id="115" name="Picture"/>
+            <wp:docPr descr="Revenue Streams Breakdown" title="" id="114" name="Picture"/>
             <a:graphic>
               <a:graphicData uri="http://schemas.openxmlformats.org/drawingml/2006/picture">
                 <pic:pic>
                   <pic:nvPicPr>
-                    <pic:cNvPr descr="proposal_images/revenue_streams.png" id="116" name="Picture"/>
+                    <pic:cNvPr descr="proposal_images/revenue_streams.png" id="115" name="Picture"/>
                     <pic:cNvPicPr>
                       <a:picLocks noChangeArrowheads="1" noChangeAspect="1"/>
                     </pic:cNvPicPr>
                   </pic:nvPicPr>
                   <pic:blipFill>
-                    <a:blip r:embed="rId114"/>
+                    <a:blip r:embed="rId113"/>
                     <a:stretch>
                       <a:fillRect/>
                     </a:stretch>
@@ -28470,7 +28385,7 @@
         <w:t xml:space="preserve">Revenue Streams Breakdown</w:t>
       </w:r>
     </w:p>
-    <w:bookmarkStart w:id="117" w:name="revenue-streams"/>
+    <w:bookmarkStart w:id="116" w:name="revenue-streams"/>
     <w:p>
       <w:pPr>
         <w:pStyle w:val="Heading3"/>
@@ -29184,8 +29099,8 @@
         </w:tc>
       </w:tr>
     </w:tbl>
-    <w:bookmarkEnd w:id="117"/>
-    <w:bookmarkStart w:id="121" w:name="month-revenue-projection"/>
+    <w:bookmarkEnd w:id="116"/>
+    <w:bookmarkStart w:id="120" w:name="month-revenue-projection"/>
     <w:p>
       <w:pPr>
         <w:pStyle w:val="Heading3"/>
@@ -31940,18 +31855,18 @@
           <wp:inline>
             <wp:extent cx="5334000" cy="2963333"/>
             <wp:effectExtent b="0" l="0" r="0" t="0"/>
-            <wp:docPr descr="Revenue vs Expenses" title="" id="119" name="Picture"/>
+            <wp:docPr descr="Revenue vs Expenses" title="" id="118" name="Picture"/>
             <a:graphic>
               <a:graphicData uri="http://schemas.openxmlformats.org/drawingml/2006/picture">
                 <pic:pic>
                   <pic:nvPicPr>
-                    <pic:cNvPr descr="proposal_images/revenue_projection.png" id="120" name="Picture"/>
+                    <pic:cNvPr descr="proposal_images/revenue_projection.png" id="119" name="Picture"/>
                     <pic:cNvPicPr>
                       <a:picLocks noChangeArrowheads="1" noChangeAspect="1"/>
                     </pic:cNvPicPr>
                   </pic:nvPicPr>
                   <pic:blipFill>
-                    <a:blip r:embed="rId118"/>
+                    <a:blip r:embed="rId117"/>
                     <a:stretch>
                       <a:fillRect/>
                     </a:stretch>
@@ -31986,8 +31901,8 @@
         <w:t xml:space="preserve">Revenue vs Expenses</w:t>
       </w:r>
     </w:p>
-    <w:bookmarkEnd w:id="121"/>
-    <w:bookmarkStart w:id="122" w:name="path-to-profitability"/>
+    <w:bookmarkEnd w:id="120"/>
+    <w:bookmarkStart w:id="121" w:name="path-to-profitability"/>
     <w:p>
       <w:pPr>
         <w:pStyle w:val="Heading3"/>
@@ -32152,9 +32067,9 @@
         </w:pict>
       </w:r>
     </w:p>
+    <w:bookmarkEnd w:id="121"/>
     <w:bookmarkEnd w:id="122"/>
-    <w:bookmarkEnd w:id="123"/>
-    <w:bookmarkStart w:id="128" w:name="risk-analysis-mitigation"/>
+    <w:bookmarkStart w:id="127" w:name="risk-analysis-mitigation"/>
     <w:p>
       <w:pPr>
         <w:pBdr>
@@ -32192,18 +32107,18 @@
           <wp:inline>
             <wp:extent cx="5334000" cy="3081866"/>
             <wp:effectExtent b="0" l="0" r="0" t="0"/>
-            <wp:docPr descr="Risk Assessment Heat Map" title="" id="125" name="Picture"/>
+            <wp:docPr descr="Risk Assessment Heat Map" title="" id="124" name="Picture"/>
             <a:graphic>
               <a:graphicData uri="http://schemas.openxmlformats.org/drawingml/2006/picture">
                 <pic:pic>
                   <pic:nvPicPr>
-                    <pic:cNvPr descr="proposal_images/risk_heatmap.png" id="126" name="Picture"/>
+                    <pic:cNvPr descr="proposal_images/risk_heatmap.png" id="125" name="Picture"/>
                     <pic:cNvPicPr>
                       <a:picLocks noChangeArrowheads="1" noChangeAspect="1"/>
                     </pic:cNvPicPr>
                   </pic:nvPicPr>
                   <pic:blipFill>
-                    <a:blip r:embed="rId124"/>
+                    <a:blip r:embed="rId123"/>
                     <a:stretch>
                       <a:fillRect/>
                     </a:stretch>
@@ -33301,7 +33216,7 @@
         </w:tc>
       </w:tr>
     </w:tbl>
-    <w:bookmarkStart w:id="127" w:name="kill-switch-rules"/>
+    <w:bookmarkStart w:id="126" w:name="kill-switch-rules"/>
     <w:p>
       <w:pPr>
         <w:pStyle w:val="Heading3"/>
@@ -33413,9 +33328,9 @@
         </w:pict>
       </w:r>
     </w:p>
+    <w:bookmarkEnd w:id="126"/>
     <w:bookmarkEnd w:id="127"/>
-    <w:bookmarkEnd w:id="128"/>
-    <w:bookmarkStart w:id="132" w:name="equity-governance"/>
+    <w:bookmarkStart w:id="131" w:name="equity-governance"/>
     <w:p>
       <w:pPr>
         <w:pBdr>
@@ -33444,7 +33359,7 @@
         <w:t xml:space="preserve">15. Equity &amp; Governance</w:t>
       </w:r>
     </w:p>
-    <w:bookmarkStart w:id="129" w:name="proposed-equity-structure"/>
+    <w:bookmarkStart w:id="128" w:name="proposed-equity-structure"/>
     <w:p>
       <w:pPr>
         <w:pStyle w:val="Heading3"/>
@@ -33768,8 +33683,8 @@
         </w:tc>
       </w:tr>
     </w:tbl>
-    <w:bookmarkEnd w:id="129"/>
-    <w:bookmarkStart w:id="130" w:name="governance"/>
+    <w:bookmarkEnd w:id="128"/>
+    <w:bookmarkStart w:id="129" w:name="governance"/>
     <w:p>
       <w:pPr>
         <w:pStyle w:val="Heading3"/>
@@ -33969,8 +33884,8 @@
         </w:tc>
       </w:tr>
     </w:tbl>
-    <w:bookmarkEnd w:id="130"/>
-    <w:bookmarkStart w:id="131" w:name="investor-protection"/>
+    <w:bookmarkEnd w:id="129"/>
+    <w:bookmarkStart w:id="130" w:name="investor-protection"/>
     <w:p>
       <w:pPr>
         <w:pStyle w:val="Heading3"/>
@@ -34054,9 +33969,9 @@
         </w:pict>
       </w:r>
     </w:p>
+    <w:bookmarkEnd w:id="130"/>
     <w:bookmarkEnd w:id="131"/>
-    <w:bookmarkEnd w:id="132"/>
-    <w:bookmarkStart w:id="135" w:name="key-performance-indicators"/>
+    <w:bookmarkStart w:id="134" w:name="key-performance-indicators"/>
     <w:p>
       <w:pPr>
         <w:pBdr>
@@ -34085,7 +34000,7 @@
         <w:t xml:space="preserve">16. Key Performance Indicators</w:t>
       </w:r>
     </w:p>
-    <w:bookmarkStart w:id="133" w:name="company-level-kpis-monthly-board-review"/>
+    <w:bookmarkStart w:id="132" w:name="company-level-kpis-monthly-board-review"/>
     <w:p>
       <w:pPr>
         <w:pStyle w:val="Heading3"/>
@@ -35145,8 +35060,8 @@
         </w:tc>
       </w:tr>
     </w:tbl>
-    <w:bookmarkEnd w:id="133"/>
-    <w:bookmarkStart w:id="134" w:name="role-specific-kpis"/>
+    <w:bookmarkEnd w:id="132"/>
+    <w:bookmarkStart w:id="133" w:name="role-specific-kpis"/>
     <w:p>
       <w:pPr>
         <w:pStyle w:val="Heading3"/>
@@ -35423,9 +35338,9 @@
         </w:pict>
       </w:r>
     </w:p>
+    <w:bookmarkEnd w:id="133"/>
     <w:bookmarkEnd w:id="134"/>
-    <w:bookmarkEnd w:id="135"/>
-    <w:bookmarkStart w:id="136" w:name="use-of-funds-summary"/>
+    <w:bookmarkStart w:id="135" w:name="use-of-funds-summary"/>
     <w:p>
       <w:pPr>
         <w:pBdr>
@@ -36228,8 +36143,8 @@
         </w:pict>
       </w:r>
     </w:p>
-    <w:bookmarkEnd w:id="136"/>
-    <w:bookmarkStart w:id="144" w:name="appendix"/>
+    <w:bookmarkEnd w:id="135"/>
+    <w:bookmarkStart w:id="143" w:name="appendix"/>
     <w:p>
       <w:pPr>
         <w:pBdr>
@@ -36258,7 +36173,7 @@
         <w:t xml:space="preserve">18. Appendix</w:t>
       </w:r>
     </w:p>
-    <w:bookmarkStart w:id="137" w:name="a.-competitor-landscape"/>
+    <w:bookmarkStart w:id="136" w:name="a.-competitor-landscape"/>
     <w:p>
       <w:pPr>
         <w:pStyle w:val="Heading3"/>
@@ -36638,8 +36553,8 @@
         </w:tc>
       </w:tr>
     </w:tbl>
-    <w:bookmarkEnd w:id="137"/>
-    <w:bookmarkStart w:id="141" w:name="b.-15-year-vertical-expansion-blueprint"/>
+    <w:bookmarkEnd w:id="136"/>
+    <w:bookmarkStart w:id="140" w:name="b.-15-year-vertical-expansion-blueprint"/>
     <w:p>
       <w:pPr>
         <w:pStyle w:val="Heading3"/>
@@ -36665,18 +36580,18 @@
           <wp:inline>
             <wp:extent cx="5334000" cy="3259666"/>
             <wp:effectExtent b="0" l="0" r="0" t="0"/>
-            <wp:docPr descr="15-Year Expansion Blueprint" title="" id="139" name="Picture"/>
+            <wp:docPr descr="15-Year Expansion Blueprint" title="" id="138" name="Picture"/>
             <a:graphic>
               <a:graphicData uri="http://schemas.openxmlformats.org/drawingml/2006/picture">
                 <pic:pic>
                   <pic:nvPicPr>
-                    <pic:cNvPr descr="proposal_images/15_year_expansion.png" id="140" name="Picture"/>
+                    <pic:cNvPr descr="proposal_images/15_year_expansion.png" id="139" name="Picture"/>
                     <pic:cNvPicPr>
                       <a:picLocks noChangeArrowheads="1" noChangeAspect="1"/>
                     </pic:cNvPicPr>
                   </pic:nvPicPr>
                   <pic:blipFill>
-                    <a:blip r:embed="rId138"/>
+                    <a:blip r:embed="rId137"/>
                     <a:stretch>
                       <a:fillRect/>
                     </a:stretch>
@@ -37232,8 +37147,8 @@
         <w:t xml:space="preserve">Revenue projections for years 4-15 are not included as they depend on market conditions, regulatory environments, and capital availability at each phase. PECH will publish updated projections at the end of each phase based on actual performance data.</w:t>
       </w:r>
     </w:p>
-    <w:bookmarkEnd w:id="141"/>
-    <w:bookmarkStart w:id="143" w:name="c.-contact"/>
+    <w:bookmarkEnd w:id="140"/>
+    <w:bookmarkStart w:id="142" w:name="c.-contact"/>
     <w:p>
       <w:pPr>
         <w:pStyle w:val="Heading3"/>
@@ -37276,7 +37191,7 @@
       <w:r>
         <w:t xml:space="preserve"> </w:t>
       </w:r>
-      <w:hyperlink r:id="rId142">
+      <w:hyperlink r:id="rId141">
         <w:r>
           <w:rPr>
             <w:rStyle w:val="Hyperlink"/>
@@ -37304,17 +37219,9 @@
         <w:t xml:space="preserve">This document is confidential and intended solely for the use of prospective investors and strategic partners of PECH Group Holdings Ltd. Unauthorized distribution is prohibited.</w:t>
       </w:r>
     </w:p>
+    <w:bookmarkEnd w:id="142"/>
     <w:bookmarkEnd w:id="143"/>
-    <w:bookmarkEnd w:id="144"/>
-    <w:bookmarkEnd w:id="145"/>
-    <w:sectPr>
-      <w:pgBorders w:offsetFrom="page">
-        <w:top w:val="single" w:sz="18" w:space="24" w:color="00BFFF"/>
-        <w:left w:val="single" w:sz="18" w:space="24" w:color="0099CC"/>
-        <w:bottom w:val="single" w:sz="18" w:space="24" w:color="F5A623"/>
-        <w:right w:val="single" w:sz="18" w:space="24" w:color="E08A00"/>
-      </w:pgBorders>
-    </w:sectPr>
+    <w:sectPr/>
     <w:p>
       <w:pPr>
         <w:pBdr>
